--- a/reports/Week_02_Data_Sourcing.docx
+++ b/reports/Week_02_Data_Sourcing.docx
@@ -7,7 +7,7 @@
         <w:pStyle w:val="Title"/>
       </w:pPr>
       <w:r>
-        <w:t>Data Sourcing Strategy and Initial Analysis Plan</w:t>
+        <w:t>Real Beauty Review Data Sourcing and Evidence</w:t>
       </w:r>
     </w:p>
     <w:p>
@@ -15,19 +15,19 @@
         <w:pStyle w:val="Subtitle"/>
       </w:pPr>
       <w:r>
-        <w:t>Week 2 internship report</w:t>
+        <w:t>Week 2 report   |   Data Science with Python</w:t>
       </w:r>
     </w:p>
     <w:p>
       <w:r>
-        <w:t>Prepared for Yuvaintern by M Nithish Kumar</w:t>
+        <w:t>Prepared by M Nithish Kumar</w:t>
         <w:br/>
-        <w:t>25 October 2026</w:t>
+        <w:t>Revised 30 October 2026</w:t>
       </w:r>
     </w:p>
     <w:p>
       <w:r>
-        <w:t>Project scope and evidence status. This report forms part of a six week project on classifying beauty product review text for customer feedback triage. The practical work uses generated synthetic records only. Public sources support the business context and future data sourcing plan; no real customer dataset was downloaded or analyzed. Numerical results describe an executed simulation, and proposed real world tests are identified separately. The assignment explicitly permits simulation and planning.</w:t>
+        <w:t>This Week 2 revision replaces the earlier planning and synthetic demonstration with an executed study of real public Amazon beauty product reviews. The Week 1 problem remains classification of low rating feedback from review text: ratings 1 and 2 are positive, and ratings 3 through 5 are the other class. The original Week 1 submission is retained as historical project definition. No customer contact, live deployment or financial benefit is claimed.</w:t>
       </w:r>
     </w:p>
     <w:p>
@@ -35,17 +35,17 @@
         <w:pStyle w:val="Heading1"/>
       </w:pPr>
       <w:r>
-        <w:t>Source selection decision</w:t>
+        <w:t>Executive findings</w:t>
       </w:r>
     </w:p>
     <w:p>
       <w:r>
-        <w:t>Use the All Beauty component of Amazon Reviews 2023 as the primary candidate for a future real data extension. It aligns review text with a rating based label and provides a route to product level grouping. Begin with a manageable sample rather than downloading the complete collection. Verify the current access method and usage terms before retrieval [R2].</w:t>
+        <w:t>A complete public category archive was downloaded and parsed successfully. The file contains 371,345 review records spanning 2000-01-10 to 2018-10-02, covering 32,586 unique product identifiers in the downloaded reviews. A uniform reservoir sample of 30,000 rows was selected with seed 42 before any label based filtering. After metadata coverage, empty text and duplicate checks, 27,609 records remain for analysis.</w:t>
       </w:r>
     </w:p>
     <w:p>
       <w:r>
-        <w:t>The executed project instead uses a deterministic synthetic CSV. This is a deliberate simulation path consistent with the assignment, not a claim that public reviews were obtained. Public pages were inspected for feasibility. Source accessibility at the documentation level is distinct from successful download, schema verification, licensing review and successful ingestion.</w:t>
+        <w:t>The selected source is Amazon Review Data 2018 All Beauty, accompanied by its product metadata [R1]. The archive is historical and does not describe the beauty market in 2026. Its scale supports a laptop sized experiment and provides ratings, text and product keys required by the Week 1 problem. The source is the full category file, not the five core sample and not the 2023 release. This distinction is recorded in the data manifest and enforced by checksums.</w:t>
       </w:r>
     </w:p>
     <w:p>
@@ -53,7 +53,25 @@
         <w:pStyle w:val="Heading1"/>
       </w:pPr>
       <w:r>
-        <w:t>Candidate sources and comparative assessment</w:t>
+        <w:t>Business alignment and research continuity</w:t>
+      </w:r>
+    </w:p>
+    <w:p>
+      <w:r>
+        <w:t>The business decision is how to prioritize feedback for a customer experience analyst. A supervised model estimates the low rating proxy from text available at triage time. When an actual rating already exists, a direct rating filter remains the simplest way to identify low scores. Text classification is potentially useful for unrated feedback, but transfer to that channel has not been tested.</w:t>
+      </w:r>
+    </w:p>
+    <w:p>
+      <w:r>
+        <w:t>The source supports the existing text classification hypothesis because review bodies and rating labels coexist. Product identifiers support a harder evaluation on products omitted from training. The paper associated with this dataset discusses review based recommendation explanations [R2]; it supplies research context rather than evidence that this project has solved the triage problem. The current work evaluates a different, explicitly defined target.</w:t>
+      </w:r>
+    </w:p>
+    <w:p>
+      <w:pPr>
+        <w:pStyle w:val="Heading1"/>
+      </w:pPr>
+      <w:r>
+        <w:t>Source comparison and selection rationale</w:t>
       </w:r>
     </w:p>
     <w:tbl>
@@ -63,17 +81,19 @@
         <w:tblLook w:firstColumn="1" w:firstRow="1" w:lastColumn="0" w:lastRow="0" w:noHBand="0" w:noVBand="1" w:val="04A0"/>
       </w:tblPr>
       <w:tblGrid>
-        <w:gridCol w:w="2304"/>
-        <w:gridCol w:w="3600"/>
-        <w:gridCol w:w="4032"/>
+        <w:gridCol w:w="2592"/>
+        <w:gridCol w:w="5112"/>
+        <w:gridCol w:w="2347"/>
       </w:tblGrid>
       <w:tr>
         <w:trPr>
           <w:tblHeader/>
+          <w:cantSplit/>
         </w:trPr>
         <w:tc>
           <w:tcPr>
-            <w:tcW w:type="dxa" w:w="2304"/>
+            <w:tcW w:type="dxa" w:w="2592"/>
+            <w:vAlign w:val="center"/>
             <w:tcBorders>
               <w:top w:val="single" w:sz="4" w:color="D9D9D9"/>
               <w:left w:val="single" w:sz="4" w:color="D9D9D9"/>
@@ -81,30 +101,31 @@
               <w:right w:val="single" w:sz="4" w:color="D9D9D9"/>
             </w:tcBorders>
             <w:tcMar>
-              <w:top w:w="90" w:type="dxa"/>
-              <w:left w:w="90" w:type="dxa"/>
-              <w:bottom w:w="90" w:type="dxa"/>
-              <w:right w:w="90" w:type="dxa"/>
+              <w:top w:w="85" w:type="dxa"/>
+              <w:left w:w="85" w:type="dxa"/>
+              <w:bottom w:w="85" w:type="dxa"/>
+              <w:right w:w="85" w:type="dxa"/>
             </w:tcMar>
-            <w:shd w:fill="DFE8EE"/>
+            <w:shd w:fill="DDE7EE"/>
           </w:tcPr>
           <w:p>
             <w:pPr>
               <w:keepNext/>
-              <w:spacing w:after="60"/>
+              <w:spacing w:after="40" w:line="247" w:lineRule="auto"/>
             </w:pPr>
             <w:r>
               <w:rPr>
                 <w:b/>
-                <w:sz w:val="19"/>
+                <w:sz w:val="18"/>
               </w:rPr>
-              <w:t>Source</w:t>
+              <w:t>Candidate</w:t>
             </w:r>
           </w:p>
         </w:tc>
         <w:tc>
           <w:tcPr>
-            <w:tcW w:type="dxa" w:w="3600"/>
+            <w:tcW w:type="dxa" w:w="5112"/>
+            <w:vAlign w:val="center"/>
             <w:tcBorders>
               <w:top w:val="single" w:sz="4" w:color="D9D9D9"/>
               <w:left w:val="single" w:sz="4" w:color="D9D9D9"/>
@@ -112,30 +133,31 @@
               <w:right w:val="single" w:sz="4" w:color="D9D9D9"/>
             </w:tcBorders>
             <w:tcMar>
-              <w:top w:w="90" w:type="dxa"/>
-              <w:left w:w="90" w:type="dxa"/>
-              <w:bottom w:w="90" w:type="dxa"/>
-              <w:right w:w="90" w:type="dxa"/>
+              <w:top w:w="85" w:type="dxa"/>
+              <w:left w:w="85" w:type="dxa"/>
+              <w:bottom w:w="85" w:type="dxa"/>
+              <w:right w:w="85" w:type="dxa"/>
             </w:tcMar>
-            <w:shd w:fill="DFE8EE"/>
+            <w:shd w:fill="DDE7EE"/>
           </w:tcPr>
           <w:p>
             <w:pPr>
               <w:keepNext/>
-              <w:spacing w:after="60"/>
+              <w:spacing w:after="40" w:line="247" w:lineRule="auto"/>
             </w:pPr>
             <w:r>
               <w:rPr>
                 <w:b/>
-                <w:sz w:val="19"/>
+                <w:sz w:val="18"/>
               </w:rPr>
-              <w:t>Use and strengths</w:t>
+              <w:t>Assessment</w:t>
             </w:r>
           </w:p>
         </w:tc>
         <w:tc>
           <w:tcPr>
-            <w:tcW w:type="dxa" w:w="4032"/>
+            <w:tcW w:type="dxa" w:w="2347"/>
+            <w:vAlign w:val="center"/>
             <w:tcBorders>
               <w:top w:val="single" w:sz="4" w:color="D9D9D9"/>
               <w:left w:val="single" w:sz="4" w:color="D9D9D9"/>
@@ -143,32 +165,36 @@
               <w:right w:val="single" w:sz="4" w:color="D9D9D9"/>
             </w:tcBorders>
             <w:tcMar>
-              <w:top w:w="90" w:type="dxa"/>
-              <w:left w:w="90" w:type="dxa"/>
-              <w:bottom w:w="90" w:type="dxa"/>
-              <w:right w:w="90" w:type="dxa"/>
+              <w:top w:w="85" w:type="dxa"/>
+              <w:left w:w="85" w:type="dxa"/>
+              <w:bottom w:w="85" w:type="dxa"/>
+              <w:right w:w="85" w:type="dxa"/>
             </w:tcMar>
-            <w:shd w:fill="DFE8EE"/>
+            <w:shd w:fill="DDE7EE"/>
           </w:tcPr>
           <w:p>
             <w:pPr>
               <w:keepNext/>
-              <w:spacing w:after="60"/>
+              <w:spacing w:after="40" w:line="247" w:lineRule="auto"/>
             </w:pPr>
             <w:r>
               <w:rPr>
                 <w:b/>
-                <w:sz w:val="19"/>
+                <w:sz w:val="18"/>
               </w:rPr>
-              <w:t>Limitations and update pattern</w:t>
+              <w:t>Decision</w:t>
             </w:r>
           </w:p>
         </w:tc>
       </w:tr>
       <w:tr>
+        <w:trPr>
+          <w:cantSplit/>
+        </w:trPr>
         <w:tc>
           <w:tcPr>
-            <w:tcW w:type="dxa" w:w="2304"/>
+            <w:tcW w:type="dxa" w:w="2592"/>
+            <w:vAlign w:val="center"/>
             <w:tcBorders>
               <w:top w:val="single" w:sz="4" w:color="D9D9D9"/>
               <w:left w:val="single" w:sz="4" w:color="D9D9D9"/>
@@ -176,29 +202,30 @@
               <w:right w:val="single" w:sz="4" w:color="D9D9D9"/>
             </w:tcBorders>
             <w:tcMar>
-              <w:top w:w="90" w:type="dxa"/>
-              <w:left w:w="90" w:type="dxa"/>
-              <w:bottom w:w="90" w:type="dxa"/>
-              <w:right w:w="90" w:type="dxa"/>
+              <w:top w:w="85" w:type="dxa"/>
+              <w:left w:w="85" w:type="dxa"/>
+              <w:bottom w:w="85" w:type="dxa"/>
+              <w:right w:w="85" w:type="dxa"/>
             </w:tcMar>
           </w:tcPr>
           <w:p>
             <w:pPr>
               <w:keepNext/>
-              <w:spacing w:after="60"/>
+              <w:spacing w:after="40" w:line="247" w:lineRule="auto"/>
             </w:pPr>
             <w:r>
               <w:rPr>
                 <w:b w:val="0"/>
-                <w:sz w:val="19"/>
+                <w:sz w:val="18"/>
               </w:rPr>
-              <w:t>Amazon Reviews 2023 [R2]</w:t>
+              <w:t>2018 full All Beauty review archive</w:t>
             </w:r>
           </w:p>
         </w:tc>
         <w:tc>
           <w:tcPr>
-            <w:tcW w:type="dxa" w:w="3600"/>
+            <w:tcW w:type="dxa" w:w="5112"/>
+            <w:vAlign w:val="center"/>
             <w:tcBorders>
               <w:top w:val="single" w:sz="4" w:color="D9D9D9"/>
               <w:left w:val="single" w:sz="4" w:color="D9D9D9"/>
@@ -206,29 +233,30 @@
               <w:right w:val="single" w:sz="4" w:color="D9D9D9"/>
             </w:tcBorders>
             <w:tcMar>
-              <w:top w:w="90" w:type="dxa"/>
-              <w:left w:w="90" w:type="dxa"/>
-              <w:bottom w:w="90" w:type="dxa"/>
-              <w:right w:w="90" w:type="dxa"/>
+              <w:top w:w="85" w:type="dxa"/>
+              <w:left w:w="85" w:type="dxa"/>
+              <w:bottom w:w="85" w:type="dxa"/>
+              <w:right w:w="85" w:type="dxa"/>
             </w:tcMar>
           </w:tcPr>
           <w:p>
             <w:pPr>
               <w:keepNext/>
-              <w:spacing w:after="60"/>
+              <w:spacing w:after="40" w:line="247" w:lineRule="auto"/>
             </w:pPr>
             <w:r>
               <w:rPr>
                 <w:b w:val="0"/>
-                <w:sz w:val="19"/>
+                <w:sz w:val="18"/>
               </w:rPr>
-              <w:t>Primary candidate; ratings and review text, with product metadata</w:t>
+              <w:t>371345 downloaded rows; text rating product and time; historical research snapshot</w:t>
             </w:r>
           </w:p>
         </w:tc>
         <w:tc>
           <w:tcPr>
-            <w:tcW w:type="dxa" w:w="4032"/>
+            <w:tcW w:type="dxa" w:w="2347"/>
+            <w:vAlign w:val="center"/>
             <w:tcBorders>
               <w:top w:val="single" w:sz="4" w:color="D9D9D9"/>
               <w:left w:val="single" w:sz="4" w:color="D9D9D9"/>
@@ -236,31 +264,35 @@
               <w:right w:val="single" w:sz="4" w:color="D9D9D9"/>
             </w:tcBorders>
             <w:tcMar>
-              <w:top w:w="90" w:type="dxa"/>
-              <w:left w:w="90" w:type="dxa"/>
-              <w:bottom w:w="90" w:type="dxa"/>
-              <w:right w:w="90" w:type="dxa"/>
+              <w:top w:w="85" w:type="dxa"/>
+              <w:left w:w="85" w:type="dxa"/>
+              <w:bottom w:w="85" w:type="dxa"/>
+              <w:right w:w="85" w:type="dxa"/>
             </w:tcMar>
           </w:tcPr>
           <w:p>
             <w:pPr>
               <w:keepNext/>
-              <w:spacing w:after="60"/>
+              <w:spacing w:after="40" w:line="247" w:lineRule="auto"/>
             </w:pPr>
             <w:r>
               <w:rPr>
                 <w:b w:val="0"/>
-                <w:sz w:val="19"/>
+                <w:sz w:val="18"/>
               </w:rPr>
-              <w:t>Historical snapshot, not a live market feed; inspect terms, access and category coverage</w:t>
+              <w:t>Selected and analyzed</w:t>
             </w:r>
           </w:p>
         </w:tc>
       </w:tr>
       <w:tr>
+        <w:trPr>
+          <w:cantSplit/>
+        </w:trPr>
         <w:tc>
           <w:tcPr>
-            <w:tcW w:type="dxa" w:w="2304"/>
+            <w:tcW w:type="dxa" w:w="2592"/>
+            <w:vAlign w:val="center"/>
             <w:tcBorders>
               <w:top w:val="single" w:sz="4" w:color="D9D9D9"/>
               <w:left w:val="single" w:sz="4" w:color="D9D9D9"/>
@@ -268,30 +300,31 @@
               <w:right w:val="single" w:sz="4" w:color="D9D9D9"/>
             </w:tcBorders>
             <w:tcMar>
-              <w:top w:w="90" w:type="dxa"/>
-              <w:left w:w="90" w:type="dxa"/>
-              <w:bottom w:w="90" w:type="dxa"/>
-              <w:right w:w="90" w:type="dxa"/>
+              <w:top w:w="85" w:type="dxa"/>
+              <w:left w:w="85" w:type="dxa"/>
+              <w:bottom w:w="85" w:type="dxa"/>
+              <w:right w:w="85" w:type="dxa"/>
             </w:tcMar>
-            <w:shd w:fill="F5F7F9"/>
+            <w:shd w:fill="F4F6F8"/>
           </w:tcPr>
           <w:p>
             <w:pPr>
               <w:keepNext/>
-              <w:spacing w:after="60"/>
+              <w:spacing w:after="40" w:line="247" w:lineRule="auto"/>
             </w:pPr>
             <w:r>
               <w:rPr>
                 <w:b w:val="0"/>
-                <w:sz w:val="19"/>
+                <w:sz w:val="18"/>
               </w:rPr>
-              <w:t>Amazon Review Data 2018 [R4]</w:t>
+              <w:t>2018 All Beauty metadata</w:t>
             </w:r>
           </w:p>
         </w:tc>
         <w:tc>
           <w:tcPr>
-            <w:tcW w:type="dxa" w:w="3600"/>
+            <w:tcW w:type="dxa" w:w="5112"/>
+            <w:vAlign w:val="center"/>
             <w:tcBorders>
               <w:top w:val="single" w:sz="4" w:color="D9D9D9"/>
               <w:left w:val="single" w:sz="4" w:color="D9D9D9"/>
@@ -299,30 +332,31 @@
               <w:right w:val="single" w:sz="4" w:color="D9D9D9"/>
             </w:tcBorders>
             <w:tcMar>
-              <w:top w:w="90" w:type="dxa"/>
-              <w:left w:w="90" w:type="dxa"/>
-              <w:bottom w:w="90" w:type="dxa"/>
-              <w:right w:w="90" w:type="dxa"/>
+              <w:top w:w="85" w:type="dxa"/>
+              <w:left w:w="85" w:type="dxa"/>
+              <w:bottom w:w="85" w:type="dxa"/>
+              <w:right w:w="85" w:type="dxa"/>
             </w:tcMar>
-            <w:shd w:fill="F5F7F9"/>
+            <w:shd w:fill="F4F6F8"/>
           </w:tcPr>
           <w:p>
             <w:pPr>
               <w:keepNext/>
-              <w:spacing w:after="60"/>
+              <w:spacing w:after="40" w:line="247" w:lineRule="auto"/>
             </w:pPr>
             <w:r>
               <w:rPr>
                 <w:b w:val="0"/>
-                <w:sz w:val="19"/>
+                <w:sz w:val="18"/>
               </w:rPr>
-              <w:t>Fallback with a small All Beauty 5 core subset</w:t>
+              <w:t>Product title coverage for ASIN validation; category arrays unavailable in inspected file</w:t>
             </w:r>
           </w:p>
         </w:tc>
         <w:tc>
           <w:tcPr>
-            <w:tcW w:type="dxa" w:w="4032"/>
+            <w:tcW w:type="dxa" w:w="2347"/>
+            <w:vAlign w:val="center"/>
             <w:tcBorders>
               <w:top w:val="single" w:sz="4" w:color="D9D9D9"/>
               <w:left w:val="single" w:sz="4" w:color="D9D9D9"/>
@@ -330,32 +364,36 @@
               <w:right w:val="single" w:sz="4" w:color="D9D9D9"/>
             </w:tcBorders>
             <w:tcMar>
-              <w:top w:w="90" w:type="dxa"/>
-              <w:left w:w="90" w:type="dxa"/>
-              <w:bottom w:w="90" w:type="dxa"/>
-              <w:right w:w="90" w:type="dxa"/>
+              <w:top w:w="85" w:type="dxa"/>
+              <w:left w:w="85" w:type="dxa"/>
+              <w:bottom w:w="85" w:type="dxa"/>
+              <w:right w:w="85" w:type="dxa"/>
             </w:tcMar>
-            <w:shd w:fill="F5F7F9"/>
+            <w:shd w:fill="F4F6F8"/>
           </w:tcPr>
           <w:p>
             <w:pPr>
               <w:keepNext/>
-              <w:spacing w:after="60"/>
+              <w:spacing w:after="40" w:line="247" w:lineRule="auto"/>
             </w:pPr>
             <w:r>
               <w:rPr>
                 <w:b w:val="0"/>
-                <w:sz w:val="19"/>
+                <w:sz w:val="18"/>
               </w:rPr>
-              <w:t>Older historical snapshot; dense subset overrepresents active users and products</w:t>
+              <w:t>Selected for coverage checks only</w:t>
             </w:r>
           </w:p>
         </w:tc>
       </w:tr>
       <w:tr>
+        <w:trPr>
+          <w:cantSplit/>
+        </w:trPr>
         <w:tc>
           <w:tcPr>
-            <w:tcW w:type="dxa" w:w="2304"/>
+            <w:tcW w:type="dxa" w:w="2592"/>
+            <w:vAlign w:val="center"/>
             <w:tcBorders>
               <w:top w:val="single" w:sz="4" w:color="D9D9D9"/>
               <w:left w:val="single" w:sz="4" w:color="D9D9D9"/>
@@ -363,21 +401,219 @@
               <w:right w:val="single" w:sz="4" w:color="D9D9D9"/>
             </w:tcBorders>
             <w:tcMar>
-              <w:top w:w="90" w:type="dxa"/>
-              <w:left w:w="90" w:type="dxa"/>
-              <w:bottom w:w="90" w:type="dxa"/>
-              <w:right w:w="90" w:type="dxa"/>
+              <w:top w:w="85" w:type="dxa"/>
+              <w:left w:w="85" w:type="dxa"/>
+              <w:bottom w:w="85" w:type="dxa"/>
+              <w:right w:w="85" w:type="dxa"/>
             </w:tcMar>
           </w:tcPr>
           <w:p>
             <w:pPr>
               <w:keepNext/>
-              <w:spacing w:after="60"/>
+              <w:spacing w:after="40" w:line="247" w:lineRule="auto"/>
             </w:pPr>
             <w:r>
               <w:rPr>
                 <w:b w:val="0"/>
-                <w:sz w:val="19"/>
+                <w:sz w:val="18"/>
+              </w:rPr>
+              <w:t>2018 All Beauty five core sample</w:t>
+            </w:r>
+          </w:p>
+        </w:tc>
+        <w:tc>
+          <w:tcPr>
+            <w:tcW w:type="dxa" w:w="5112"/>
+            <w:vAlign w:val="center"/>
+            <w:tcBorders>
+              <w:top w:val="single" w:sz="4" w:color="D9D9D9"/>
+              <w:left w:val="single" w:sz="4" w:color="D9D9D9"/>
+              <w:bottom w:val="single" w:sz="4" w:color="D9D9D9"/>
+              <w:right w:val="single" w:sz="4" w:color="D9D9D9"/>
+            </w:tcBorders>
+            <w:tcMar>
+              <w:top w:w="85" w:type="dxa"/>
+              <w:left w:w="85" w:type="dxa"/>
+              <w:bottom w:w="85" w:type="dxa"/>
+              <w:right w:w="85" w:type="dxa"/>
+            </w:tcMar>
+          </w:tcPr>
+          <w:p>
+            <w:pPr>
+              <w:keepNext/>
+              <w:spacing w:after="40" w:line="247" w:lineRule="auto"/>
+            </w:pPr>
+            <w:r>
+              <w:rPr>
+                <w:b w:val="0"/>
+                <w:sz w:val="18"/>
+              </w:rPr>
+              <w:t>5269 inspected reviews; 4649 five star; repeated active users and products</w:t>
+            </w:r>
+          </w:p>
+        </w:tc>
+        <w:tc>
+          <w:tcPr>
+            <w:tcW w:type="dxa" w:w="2347"/>
+            <w:vAlign w:val="center"/>
+            <w:tcBorders>
+              <w:top w:val="single" w:sz="4" w:color="D9D9D9"/>
+              <w:left w:val="single" w:sz="4" w:color="D9D9D9"/>
+              <w:bottom w:val="single" w:sz="4" w:color="D9D9D9"/>
+              <w:right w:val="single" w:sz="4" w:color="D9D9D9"/>
+            </w:tcBorders>
+            <w:tcMar>
+              <w:top w:w="85" w:type="dxa"/>
+              <w:left w:w="85" w:type="dxa"/>
+              <w:bottom w:w="85" w:type="dxa"/>
+              <w:right w:w="85" w:type="dxa"/>
+            </w:tcMar>
+          </w:tcPr>
+          <w:p>
+            <w:pPr>
+              <w:keepNext/>
+              <w:spacing w:after="40" w:line="247" w:lineRule="auto"/>
+            </w:pPr>
+            <w:r>
+              <w:rPr>
+                <w:b w:val="0"/>
+                <w:sz w:val="18"/>
+              </w:rPr>
+              <w:t>Rejected as main study sample</w:t>
+            </w:r>
+          </w:p>
+        </w:tc>
+      </w:tr>
+      <w:tr>
+        <w:trPr>
+          <w:cantSplit/>
+        </w:trPr>
+        <w:tc>
+          <w:tcPr>
+            <w:tcW w:type="dxa" w:w="2592"/>
+            <w:vAlign w:val="center"/>
+            <w:tcBorders>
+              <w:top w:val="single" w:sz="4" w:color="D9D9D9"/>
+              <w:left w:val="single" w:sz="4" w:color="D9D9D9"/>
+              <w:bottom w:val="single" w:sz="4" w:color="D9D9D9"/>
+              <w:right w:val="single" w:sz="4" w:color="D9D9D9"/>
+            </w:tcBorders>
+            <w:tcMar>
+              <w:top w:w="85" w:type="dxa"/>
+              <w:left w:w="85" w:type="dxa"/>
+              <w:bottom w:w="85" w:type="dxa"/>
+              <w:right w:w="85" w:type="dxa"/>
+            </w:tcMar>
+            <w:shd w:fill="F4F6F8"/>
+          </w:tcPr>
+          <w:p>
+            <w:pPr>
+              <w:keepNext/>
+              <w:spacing w:after="40" w:line="247" w:lineRule="auto"/>
+            </w:pPr>
+            <w:r>
+              <w:rPr>
+                <w:b w:val="0"/>
+                <w:sz w:val="18"/>
+              </w:rPr>
+              <w:t>Amazon Reviews 2023 [R6]</w:t>
+            </w:r>
+          </w:p>
+        </w:tc>
+        <w:tc>
+          <w:tcPr>
+            <w:tcW w:type="dxa" w:w="5112"/>
+            <w:vAlign w:val="center"/>
+            <w:tcBorders>
+              <w:top w:val="single" w:sz="4" w:color="D9D9D9"/>
+              <w:left w:val="single" w:sz="4" w:color="D9D9D9"/>
+              <w:bottom w:val="single" w:sz="4" w:color="D9D9D9"/>
+              <w:right w:val="single" w:sz="4" w:color="D9D9D9"/>
+            </w:tcBorders>
+            <w:tcMar>
+              <w:top w:w="85" w:type="dxa"/>
+              <w:left w:w="85" w:type="dxa"/>
+              <w:bottom w:w="85" w:type="dxa"/>
+              <w:right w:w="85" w:type="dxa"/>
+            </w:tcMar>
+            <w:shd w:fill="F4F6F8"/>
+          </w:tcPr>
+          <w:p>
+            <w:pPr>
+              <w:keepNext/>
+              <w:spacing w:after="40" w:line="247" w:lineRule="auto"/>
+            </w:pPr>
+            <w:r>
+              <w:rPr>
+                <w:b w:val="0"/>
+                <w:sz w:val="18"/>
+              </w:rPr>
+              <w:t>Newer public research collection; different schema and larger ingestion scope</w:t>
+            </w:r>
+          </w:p>
+        </w:tc>
+        <w:tc>
+          <w:tcPr>
+            <w:tcW w:type="dxa" w:w="2347"/>
+            <w:vAlign w:val="center"/>
+            <w:tcBorders>
+              <w:top w:val="single" w:sz="4" w:color="D9D9D9"/>
+              <w:left w:val="single" w:sz="4" w:color="D9D9D9"/>
+              <w:bottom w:val="single" w:sz="4" w:color="D9D9D9"/>
+              <w:right w:val="single" w:sz="4" w:color="D9D9D9"/>
+            </w:tcBorders>
+            <w:tcMar>
+              <w:top w:w="85" w:type="dxa"/>
+              <w:left w:w="85" w:type="dxa"/>
+              <w:bottom w:w="85" w:type="dxa"/>
+              <w:right w:w="85" w:type="dxa"/>
+            </w:tcMar>
+            <w:shd w:fill="F4F6F8"/>
+          </w:tcPr>
+          <w:p>
+            <w:pPr>
+              <w:keepNext/>
+              <w:spacing w:after="40" w:line="247" w:lineRule="auto"/>
+            </w:pPr>
+            <w:r>
+              <w:rPr>
+                <w:b w:val="0"/>
+                <w:sz w:val="18"/>
+              </w:rPr>
+              <w:t>Documented alternative; not analyzed</w:t>
+            </w:r>
+          </w:p>
+        </w:tc>
+      </w:tr>
+      <w:tr>
+        <w:trPr>
+          <w:cantSplit/>
+        </w:trPr>
+        <w:tc>
+          <w:tcPr>
+            <w:tcW w:type="dxa" w:w="2592"/>
+            <w:vAlign w:val="center"/>
+            <w:tcBorders>
+              <w:top w:val="single" w:sz="4" w:color="D9D9D9"/>
+              <w:left w:val="single" w:sz="4" w:color="D9D9D9"/>
+              <w:bottom w:val="single" w:sz="4" w:color="D9D9D9"/>
+              <w:right w:val="single" w:sz="4" w:color="D9D9D9"/>
+            </w:tcBorders>
+            <w:tcMar>
+              <w:top w:w="85" w:type="dxa"/>
+              <w:left w:w="85" w:type="dxa"/>
+              <w:bottom w:w="85" w:type="dxa"/>
+              <w:right w:w="85" w:type="dxa"/>
+            </w:tcMar>
+          </w:tcPr>
+          <w:p>
+            <w:pPr>
+              <w:spacing w:after="40" w:line="247" w:lineRule="auto"/>
+            </w:pPr>
+            <w:r>
+              <w:rPr>
+                <w:b w:val="0"/>
+                <w:sz w:val="18"/>
               </w:rPr>
               <w:t>openFDA cosmetic events [R7]</w:t>
             </w:r>
@@ -385,7 +621,8 @@
         </w:tc>
         <w:tc>
           <w:tcPr>
-            <w:tcW w:type="dxa" w:w="3600"/>
+            <w:tcW w:type="dxa" w:w="5112"/>
+            <w:vAlign w:val="center"/>
             <w:tcBorders>
               <w:top w:val="single" w:sz="4" w:color="D9D9D9"/>
               <w:left w:val="single" w:sz="4" w:color="D9D9D9"/>
@@ -393,29 +630,29 @@
               <w:right w:val="single" w:sz="4" w:color="D9D9D9"/>
             </w:tcBorders>
             <w:tcMar>
-              <w:top w:w="90" w:type="dxa"/>
-              <w:left w:w="90" w:type="dxa"/>
-              <w:bottom w:w="90" w:type="dxa"/>
-              <w:right w:w="90" w:type="dxa"/>
+              <w:top w:w="85" w:type="dxa"/>
+              <w:left w:w="85" w:type="dxa"/>
+              <w:bottom w:w="85" w:type="dxa"/>
+              <w:right w:w="85" w:type="dxa"/>
             </w:tcMar>
           </w:tcPr>
           <w:p>
             <w:pPr>
-              <w:keepNext/>
-              <w:spacing w:after="60"/>
+              <w:spacing w:after="40" w:line="247" w:lineRule="auto"/>
             </w:pPr>
             <w:r>
               <w:rPr>
                 <w:b w:val="0"/>
-                <w:sz w:val="19"/>
+                <w:sz w:val="18"/>
               </w:rPr>
-              <w:t>Government API candidate for separate safety context</w:t>
+              <w:t>Government reporting data with a different outcome and selection process</w:t>
             </w:r>
           </w:p>
         </w:tc>
         <w:tc>
           <w:tcPr>
-            <w:tcW w:type="dxa" w:w="4032"/>
+            <w:tcW w:type="dxa" w:w="2347"/>
+            <w:vAlign w:val="center"/>
             <w:tcBorders>
               <w:top w:val="single" w:sz="4" w:color="D9D9D9"/>
               <w:left w:val="single" w:sz="4" w:color="D9D9D9"/>
@@ -423,115 +660,22 @@
               <w:right w:val="single" w:sz="4" w:color="D9D9D9"/>
             </w:tcBorders>
             <w:tcMar>
-              <w:top w:w="90" w:type="dxa"/>
-              <w:left w:w="90" w:type="dxa"/>
-              <w:bottom w:w="90" w:type="dxa"/>
-              <w:right w:w="90" w:type="dxa"/>
+              <w:top w:w="85" w:type="dxa"/>
+              <w:left w:w="85" w:type="dxa"/>
+              <w:bottom w:w="85" w:type="dxa"/>
+              <w:right w:w="85" w:type="dxa"/>
             </w:tcMar>
           </w:tcPr>
           <w:p>
             <w:pPr>
-              <w:keepNext/>
-              <w:spacing w:after="60"/>
+              <w:spacing w:after="40" w:line="247" w:lineRule="auto"/>
             </w:pPr>
             <w:r>
               <w:rPr>
                 <w:b w:val="0"/>
-                <w:sz w:val="19"/>
+                <w:sz w:val="18"/>
               </w:rPr>
-              <w:t>Different reporting unit and selection process; documented updates are infrequent; not a sentiment label source</w:t>
-            </w:r>
-          </w:p>
-        </w:tc>
-      </w:tr>
-      <w:tr>
-        <w:tc>
-          <w:tcPr>
-            <w:tcW w:type="dxa" w:w="2304"/>
-            <w:tcBorders>
-              <w:top w:val="single" w:sz="4" w:color="D9D9D9"/>
-              <w:left w:val="single" w:sz="4" w:color="D9D9D9"/>
-              <w:bottom w:val="single" w:sz="4" w:color="D9D9D9"/>
-              <w:right w:val="single" w:sz="4" w:color="D9D9D9"/>
-            </w:tcBorders>
-            <w:tcMar>
-              <w:top w:w="90" w:type="dxa"/>
-              <w:left w:w="90" w:type="dxa"/>
-              <w:bottom w:w="90" w:type="dxa"/>
-              <w:right w:w="90" w:type="dxa"/>
-            </w:tcMar>
-            <w:shd w:fill="F5F7F9"/>
-          </w:tcPr>
-          <w:p>
-            <w:pPr>
-              <w:spacing w:after="60"/>
-            </w:pPr>
-            <w:r>
-              <w:rPr>
-                <w:b w:val="0"/>
-                <w:sz w:val="19"/>
-              </w:rPr>
-              <w:t>Deterministic synthetic data</w:t>
-            </w:r>
-          </w:p>
-        </w:tc>
-        <w:tc>
-          <w:tcPr>
-            <w:tcW w:type="dxa" w:w="3600"/>
-            <w:tcBorders>
-              <w:top w:val="single" w:sz="4" w:color="D9D9D9"/>
-              <w:left w:val="single" w:sz="4" w:color="D9D9D9"/>
-              <w:bottom w:val="single" w:sz="4" w:color="D9D9D9"/>
-              <w:right w:val="single" w:sz="4" w:color="D9D9D9"/>
-            </w:tcBorders>
-            <w:tcMar>
-              <w:top w:w="90" w:type="dxa"/>
-              <w:left w:w="90" w:type="dxa"/>
-              <w:bottom w:w="90" w:type="dxa"/>
-              <w:right w:w="90" w:type="dxa"/>
-            </w:tcMar>
-            <w:shd w:fill="F5F7F9"/>
-          </w:tcPr>
-          <w:p>
-            <w:pPr>
-              <w:spacing w:after="60"/>
-            </w:pPr>
-            <w:r>
-              <w:rPr>
-                <w:b w:val="0"/>
-                <w:sz w:val="19"/>
-              </w:rPr>
-              <w:t>Included executable demonstration with known injected faults</w:t>
-            </w:r>
-          </w:p>
-        </w:tc>
-        <w:tc>
-          <w:tcPr>
-            <w:tcW w:type="dxa" w:w="4032"/>
-            <w:tcBorders>
-              <w:top w:val="single" w:sz="4" w:color="D9D9D9"/>
-              <w:left w:val="single" w:sz="4" w:color="D9D9D9"/>
-              <w:bottom w:val="single" w:sz="4" w:color="D9D9D9"/>
-              <w:right w:val="single" w:sz="4" w:color="D9D9D9"/>
-            </w:tcBorders>
-            <w:tcMar>
-              <w:top w:w="90" w:type="dxa"/>
-              <w:left w:w="90" w:type="dxa"/>
-              <w:bottom w:w="90" w:type="dxa"/>
-              <w:right w:w="90" w:type="dxa"/>
-            </w:tcMar>
-            <w:shd w:fill="F5F7F9"/>
-          </w:tcPr>
-          <w:p>
-            <w:pPr>
-              <w:spacing w:after="60"/>
-            </w:pPr>
-            <w:r>
-              <w:rPr>
-                <w:b w:val="0"/>
-                <w:sz w:val="19"/>
-              </w:rPr>
-              <w:t>Not independent evidence of market behavior; regenerated on demand, not externally refreshed</w:t>
+              <w:t>Context only; not merged with review labels</w:t>
             </w:r>
           </w:p>
         </w:tc>
@@ -544,7 +688,7 @@
     </w:p>
     <w:p>
       <w:r>
-        <w:t>Source links: Amazon Reviews 2023 at https://amazon-reviews-2023.github.io/main.html ; Amazon Review Data 2018 at https://nijianmo.github.io/amazon/index.html ; openFDA at https://open.fda.gov/apis/cosmetic/event/ . The older resource lists 5,269 All Beauty reviews in its 5 core subset [R4]. This number refers to that publisher listing, not the number analyzed in this project.</w:t>
+        <w:t>Source availability was checked through public documentation. The selected review and metadata archives were actually downloaded. The alternatives were researched for suitability, not silently combined into the experiment. An adverse event report cannot be treated as a dissatisfied review or used to infer product causation. None of the comparisons implies a commercial use license.</w:t>
       </w:r>
     </w:p>
     <w:p>
@@ -552,48 +696,7 @@
         <w:pStyle w:val="Heading1"/>
       </w:pPr>
       <w:r>
-        <w:t>Relevance and exclusion decisions</w:t>
-      </w:r>
-    </w:p>
-    <w:p>
-      <w:r>
-        <w:t>A source is eligible for the main classifier only if it has usable text, valid ratings and an item grouping key. Product metadata is optional for the text baseline. Ratings only files cannot support text classification. A government adverse event report records a different process from an ordinary customer review and should not be joined into the rating target. In particular, a reported event is not proof that the named product caused an outcome.</w:t>
-      </w:r>
-    </w:p>
-    <w:p>
-      <w:r>
-        <w:t>Social media and trend search signals are possible contextual extensions, but no verified public corpus with compatible review labels was identified for this implementation. They are excluded from the initial ingestion plan. This reduces unsupported linkage and avoids treating likes, search interest or posts as equivalent to purchase satisfaction.</w:t>
-      </w:r>
-    </w:p>
-    <w:p>
-      <w:pPr>
-        <w:pStyle w:val="Heading1"/>
-      </w:pPr>
-      <w:r>
-        <w:t>Collection procedure and provenance</w:t>
-      </w:r>
-    </w:p>
-    <w:p>
-      <w:r>
-        <w:t>Step 1 is to inspect the primary publisher’s schema and usage conditions. Record the exact file URL or dataset revision, access date and permitted usage. Do not interpret public visibility as unrestricted permission to redistribute text. Step 2 is to obtain one category and record file size, SHA 256 checksum and the retrieval outcome. Keep raw data immutable and store a manifest beside the derived data.</w:t>
-      </w:r>
-    </w:p>
-    <w:p>
-      <w:r>
-        <w:t>Step 3 is to load JSON records in chunks or with a streaming reader. Preserve only the minimum fields needed for this study. Map the source rating and text fields explicitly, use parent item identifiers where documented, and verify timestamp units against the actual schema. The CSV demonstration uses its own product_id and ISO date fields; it is not an exact copy of the publisher’s schema.</w:t>
-      </w:r>
-    </w:p>
-    <w:p>
-      <w:r>
-        <w:t>Step 4 is to construct a reproducible product based sample with a fixed seed. For a resource constrained laptop, start with approximately 5,000 to 20,000 reviews if access and category volume allow. Sample products first and retain the sampled product history so high volume items do not silently dominate. Document all filters, including language restrictions. Step 5 is to profile quality and agree the partition policy before feature fitting. If the download fails or required fields are absent, record that failure and use the fallback or simulation; never substitute invented source rows without relabelling provenance.</w:t>
-      </w:r>
-    </w:p>
-    <w:p>
-      <w:pPr>
-        <w:pStyle w:val="Heading1"/>
-      </w:pPr>
-      <w:r>
-        <w:t>Minimum schema and source mapping</w:t>
+        <w:t>Acquisition record and integrity verification</w:t>
       </w:r>
     </w:p>
     <w:tbl>
@@ -603,17 +706,18 @@
         <w:tblLook w:firstColumn="1" w:firstRow="1" w:lastColumn="0" w:lastRow="0" w:noHBand="0" w:noVBand="1" w:val="04A0"/>
       </w:tblPr>
       <w:tblGrid>
-        <w:gridCol w:w="1872"/>
-        <w:gridCol w:w="3600"/>
-        <w:gridCol w:w="4464"/>
+        <w:gridCol w:w="3168"/>
+        <w:gridCol w:w="6883"/>
       </w:tblGrid>
       <w:tr>
         <w:trPr>
           <w:tblHeader/>
+          <w:cantSplit/>
         </w:trPr>
         <w:tc>
           <w:tcPr>
-            <w:tcW w:type="dxa" w:w="1872"/>
+            <w:tcW w:type="dxa" w:w="3168"/>
+            <w:vAlign w:val="center"/>
             <w:tcBorders>
               <w:top w:val="single" w:sz="4" w:color="D9D9D9"/>
               <w:left w:val="single" w:sz="4" w:color="D9D9D9"/>
@@ -621,22 +725,666 @@
               <w:right w:val="single" w:sz="4" w:color="D9D9D9"/>
             </w:tcBorders>
             <w:tcMar>
-              <w:top w:w="90" w:type="dxa"/>
-              <w:left w:w="90" w:type="dxa"/>
-              <w:bottom w:w="90" w:type="dxa"/>
-              <w:right w:w="90" w:type="dxa"/>
+              <w:top w:w="85" w:type="dxa"/>
+              <w:left w:w="85" w:type="dxa"/>
+              <w:bottom w:w="85" w:type="dxa"/>
+              <w:right w:w="85" w:type="dxa"/>
             </w:tcMar>
-            <w:shd w:fill="DFE8EE"/>
+            <w:shd w:fill="DDE7EE"/>
           </w:tcPr>
           <w:p>
             <w:pPr>
               <w:keepNext/>
-              <w:spacing w:after="60"/>
+              <w:spacing w:after="40" w:line="247" w:lineRule="auto"/>
             </w:pPr>
             <w:r>
               <w:rPr>
                 <w:b/>
-                <w:sz w:val="19"/>
+                <w:sz w:val="18"/>
+              </w:rPr>
+              <w:t>Recorded field</w:t>
+            </w:r>
+          </w:p>
+        </w:tc>
+        <w:tc>
+          <w:tcPr>
+            <w:tcW w:type="dxa" w:w="6883"/>
+            <w:vAlign w:val="center"/>
+            <w:tcBorders>
+              <w:top w:val="single" w:sz="4" w:color="D9D9D9"/>
+              <w:left w:val="single" w:sz="4" w:color="D9D9D9"/>
+              <w:bottom w:val="single" w:sz="4" w:color="D9D9D9"/>
+              <w:right w:val="single" w:sz="4" w:color="D9D9D9"/>
+            </w:tcBorders>
+            <w:tcMar>
+              <w:top w:w="85" w:type="dxa"/>
+              <w:left w:w="85" w:type="dxa"/>
+              <w:bottom w:w="85" w:type="dxa"/>
+              <w:right w:w="85" w:type="dxa"/>
+            </w:tcMar>
+            <w:shd w:fill="DDE7EE"/>
+          </w:tcPr>
+          <w:p>
+            <w:pPr>
+              <w:keepNext/>
+              <w:spacing w:after="40" w:line="247" w:lineRule="auto"/>
+            </w:pPr>
+            <w:r>
+              <w:rPr>
+                <w:b/>
+                <w:sz w:val="18"/>
+              </w:rPr>
+              <w:t>Value</w:t>
+            </w:r>
+          </w:p>
+        </w:tc>
+      </w:tr>
+      <w:tr>
+        <w:trPr>
+          <w:cantSplit/>
+        </w:trPr>
+        <w:tc>
+          <w:tcPr>
+            <w:tcW w:type="dxa" w:w="3168"/>
+            <w:vAlign w:val="center"/>
+            <w:tcBorders>
+              <w:top w:val="single" w:sz="4" w:color="D9D9D9"/>
+              <w:left w:val="single" w:sz="4" w:color="D9D9D9"/>
+              <w:bottom w:val="single" w:sz="4" w:color="D9D9D9"/>
+              <w:right w:val="single" w:sz="4" w:color="D9D9D9"/>
+            </w:tcBorders>
+            <w:tcMar>
+              <w:top w:w="85" w:type="dxa"/>
+              <w:left w:w="85" w:type="dxa"/>
+              <w:bottom w:w="85" w:type="dxa"/>
+              <w:right w:w="85" w:type="dxa"/>
+            </w:tcMar>
+          </w:tcPr>
+          <w:p>
+            <w:pPr>
+              <w:keepNext/>
+              <w:spacing w:after="40" w:line="247" w:lineRule="auto"/>
+            </w:pPr>
+            <w:r>
+              <w:rPr>
+                <w:b w:val="0"/>
+                <w:sz w:val="18"/>
+              </w:rPr>
+              <w:t>Review archive size</w:t>
+            </w:r>
+          </w:p>
+        </w:tc>
+        <w:tc>
+          <w:tcPr>
+            <w:tcW w:type="dxa" w:w="6883"/>
+            <w:vAlign w:val="center"/>
+            <w:tcBorders>
+              <w:top w:val="single" w:sz="4" w:color="D9D9D9"/>
+              <w:left w:val="single" w:sz="4" w:color="D9D9D9"/>
+              <w:bottom w:val="single" w:sz="4" w:color="D9D9D9"/>
+              <w:right w:val="single" w:sz="4" w:color="D9D9D9"/>
+            </w:tcBorders>
+            <w:tcMar>
+              <w:top w:w="85" w:type="dxa"/>
+              <w:left w:w="85" w:type="dxa"/>
+              <w:bottom w:w="85" w:type="dxa"/>
+              <w:right w:w="85" w:type="dxa"/>
+            </w:tcMar>
+          </w:tcPr>
+          <w:p>
+            <w:pPr>
+              <w:keepNext/>
+              <w:spacing w:after="40" w:line="247" w:lineRule="auto"/>
+            </w:pPr>
+            <w:r>
+              <w:rPr>
+                <w:b w:val="0"/>
+                <w:sz w:val="18"/>
+              </w:rPr>
+              <w:t>46,650,072 compressed bytes</w:t>
+            </w:r>
+          </w:p>
+        </w:tc>
+      </w:tr>
+      <w:tr>
+        <w:trPr>
+          <w:cantSplit/>
+        </w:trPr>
+        <w:tc>
+          <w:tcPr>
+            <w:tcW w:type="dxa" w:w="3168"/>
+            <w:vAlign w:val="center"/>
+            <w:tcBorders>
+              <w:top w:val="single" w:sz="4" w:color="D9D9D9"/>
+              <w:left w:val="single" w:sz="4" w:color="D9D9D9"/>
+              <w:bottom w:val="single" w:sz="4" w:color="D9D9D9"/>
+              <w:right w:val="single" w:sz="4" w:color="D9D9D9"/>
+            </w:tcBorders>
+            <w:tcMar>
+              <w:top w:w="85" w:type="dxa"/>
+              <w:left w:w="85" w:type="dxa"/>
+              <w:bottom w:w="85" w:type="dxa"/>
+              <w:right w:w="85" w:type="dxa"/>
+            </w:tcMar>
+            <w:shd w:fill="F4F6F8"/>
+          </w:tcPr>
+          <w:p>
+            <w:pPr>
+              <w:keepNext/>
+              <w:spacing w:after="40" w:line="247" w:lineRule="auto"/>
+            </w:pPr>
+            <w:r>
+              <w:rPr>
+                <w:b w:val="0"/>
+                <w:sz w:val="18"/>
+              </w:rPr>
+              <w:t>Review archive records</w:t>
+            </w:r>
+          </w:p>
+        </w:tc>
+        <w:tc>
+          <w:tcPr>
+            <w:tcW w:type="dxa" w:w="6883"/>
+            <w:vAlign w:val="center"/>
+            <w:tcBorders>
+              <w:top w:val="single" w:sz="4" w:color="D9D9D9"/>
+              <w:left w:val="single" w:sz="4" w:color="D9D9D9"/>
+              <w:bottom w:val="single" w:sz="4" w:color="D9D9D9"/>
+              <w:right w:val="single" w:sz="4" w:color="D9D9D9"/>
+            </w:tcBorders>
+            <w:tcMar>
+              <w:top w:w="85" w:type="dxa"/>
+              <w:left w:w="85" w:type="dxa"/>
+              <w:bottom w:w="85" w:type="dxa"/>
+              <w:right w:w="85" w:type="dxa"/>
+            </w:tcMar>
+            <w:shd w:fill="F4F6F8"/>
+          </w:tcPr>
+          <w:p>
+            <w:pPr>
+              <w:keepNext/>
+              <w:spacing w:after="40" w:line="247" w:lineRule="auto"/>
+            </w:pPr>
+            <w:r>
+              <w:rPr>
+                <w:b w:val="0"/>
+                <w:sz w:val="18"/>
+              </w:rPr>
+              <w:t>371,345</w:t>
+            </w:r>
+          </w:p>
+        </w:tc>
+      </w:tr>
+      <w:tr>
+        <w:trPr>
+          <w:cantSplit/>
+        </w:trPr>
+        <w:tc>
+          <w:tcPr>
+            <w:tcW w:type="dxa" w:w="3168"/>
+            <w:vAlign w:val="center"/>
+            <w:tcBorders>
+              <w:top w:val="single" w:sz="4" w:color="D9D9D9"/>
+              <w:left w:val="single" w:sz="4" w:color="D9D9D9"/>
+              <w:bottom w:val="single" w:sz="4" w:color="D9D9D9"/>
+              <w:right w:val="single" w:sz="4" w:color="D9D9D9"/>
+            </w:tcBorders>
+            <w:tcMar>
+              <w:top w:w="85" w:type="dxa"/>
+              <w:left w:w="85" w:type="dxa"/>
+              <w:bottom w:w="85" w:type="dxa"/>
+              <w:right w:w="85" w:type="dxa"/>
+            </w:tcMar>
+          </w:tcPr>
+          <w:p>
+            <w:pPr>
+              <w:keepNext/>
+              <w:spacing w:after="40" w:line="247" w:lineRule="auto"/>
+            </w:pPr>
+            <w:r>
+              <w:rPr>
+                <w:b w:val="0"/>
+                <w:sz w:val="18"/>
+              </w:rPr>
+              <w:t>Metadata source rows</w:t>
+            </w:r>
+          </w:p>
+        </w:tc>
+        <w:tc>
+          <w:tcPr>
+            <w:tcW w:type="dxa" w:w="6883"/>
+            <w:vAlign w:val="center"/>
+            <w:tcBorders>
+              <w:top w:val="single" w:sz="4" w:color="D9D9D9"/>
+              <w:left w:val="single" w:sz="4" w:color="D9D9D9"/>
+              <w:bottom w:val="single" w:sz="4" w:color="D9D9D9"/>
+              <w:right w:val="single" w:sz="4" w:color="D9D9D9"/>
+            </w:tcBorders>
+            <w:tcMar>
+              <w:top w:w="85" w:type="dxa"/>
+              <w:left w:w="85" w:type="dxa"/>
+              <w:bottom w:w="85" w:type="dxa"/>
+              <w:right w:w="85" w:type="dxa"/>
+            </w:tcMar>
+          </w:tcPr>
+          <w:p>
+            <w:pPr>
+              <w:keepNext/>
+              <w:spacing w:after="40" w:line="247" w:lineRule="auto"/>
+            </w:pPr>
+            <w:r>
+              <w:rPr>
+                <w:b w:val="0"/>
+                <w:sz w:val="18"/>
+              </w:rPr>
+              <w:t>32,892</w:t>
+            </w:r>
+          </w:p>
+        </w:tc>
+      </w:tr>
+      <w:tr>
+        <w:trPr>
+          <w:cantSplit/>
+        </w:trPr>
+        <w:tc>
+          <w:tcPr>
+            <w:tcW w:type="dxa" w:w="3168"/>
+            <w:vAlign w:val="center"/>
+            <w:tcBorders>
+              <w:top w:val="single" w:sz="4" w:color="D9D9D9"/>
+              <w:left w:val="single" w:sz="4" w:color="D9D9D9"/>
+              <w:bottom w:val="single" w:sz="4" w:color="D9D9D9"/>
+              <w:right w:val="single" w:sz="4" w:color="D9D9D9"/>
+            </w:tcBorders>
+            <w:tcMar>
+              <w:top w:w="85" w:type="dxa"/>
+              <w:left w:w="85" w:type="dxa"/>
+              <w:bottom w:w="85" w:type="dxa"/>
+              <w:right w:w="85" w:type="dxa"/>
+            </w:tcMar>
+            <w:shd w:fill="F4F6F8"/>
+          </w:tcPr>
+          <w:p>
+            <w:pPr>
+              <w:keepNext/>
+              <w:spacing w:after="40" w:line="247" w:lineRule="auto"/>
+            </w:pPr>
+            <w:r>
+              <w:rPr>
+                <w:b w:val="0"/>
+                <w:sz w:val="18"/>
+              </w:rPr>
+              <w:t>Metadata unique ASINs</w:t>
+            </w:r>
+          </w:p>
+        </w:tc>
+        <w:tc>
+          <w:tcPr>
+            <w:tcW w:type="dxa" w:w="6883"/>
+            <w:vAlign w:val="center"/>
+            <w:tcBorders>
+              <w:top w:val="single" w:sz="4" w:color="D9D9D9"/>
+              <w:left w:val="single" w:sz="4" w:color="D9D9D9"/>
+              <w:bottom w:val="single" w:sz="4" w:color="D9D9D9"/>
+              <w:right w:val="single" w:sz="4" w:color="D9D9D9"/>
+            </w:tcBorders>
+            <w:tcMar>
+              <w:top w:w="85" w:type="dxa"/>
+              <w:left w:w="85" w:type="dxa"/>
+              <w:bottom w:w="85" w:type="dxa"/>
+              <w:right w:w="85" w:type="dxa"/>
+            </w:tcMar>
+            <w:shd w:fill="F4F6F8"/>
+          </w:tcPr>
+          <w:p>
+            <w:pPr>
+              <w:keepNext/>
+              <w:spacing w:after="40" w:line="247" w:lineRule="auto"/>
+            </w:pPr>
+            <w:r>
+              <w:rPr>
+                <w:b w:val="0"/>
+                <w:sz w:val="18"/>
+              </w:rPr>
+              <w:t>32,488</w:t>
+            </w:r>
+          </w:p>
+        </w:tc>
+      </w:tr>
+      <w:tr>
+        <w:trPr>
+          <w:cantSplit/>
+        </w:trPr>
+        <w:tc>
+          <w:tcPr>
+            <w:tcW w:type="dxa" w:w="3168"/>
+            <w:vAlign w:val="center"/>
+            <w:tcBorders>
+              <w:top w:val="single" w:sz="4" w:color="D9D9D9"/>
+              <w:left w:val="single" w:sz="4" w:color="D9D9D9"/>
+              <w:bottom w:val="single" w:sz="4" w:color="D9D9D9"/>
+              <w:right w:val="single" w:sz="4" w:color="D9D9D9"/>
+            </w:tcBorders>
+            <w:tcMar>
+              <w:top w:w="85" w:type="dxa"/>
+              <w:left w:w="85" w:type="dxa"/>
+              <w:bottom w:w="85" w:type="dxa"/>
+              <w:right w:w="85" w:type="dxa"/>
+            </w:tcMar>
+          </w:tcPr>
+          <w:p>
+            <w:pPr>
+              <w:keepNext/>
+              <w:spacing w:after="40" w:line="247" w:lineRule="auto"/>
+            </w:pPr>
+            <w:r>
+              <w:rPr>
+                <w:b w:val="0"/>
+                <w:sz w:val="18"/>
+              </w:rPr>
+              <w:t>Metadata repeated ASIN rows</w:t>
+            </w:r>
+          </w:p>
+        </w:tc>
+        <w:tc>
+          <w:tcPr>
+            <w:tcW w:type="dxa" w:w="6883"/>
+            <w:vAlign w:val="center"/>
+            <w:tcBorders>
+              <w:top w:val="single" w:sz="4" w:color="D9D9D9"/>
+              <w:left w:val="single" w:sz="4" w:color="D9D9D9"/>
+              <w:bottom w:val="single" w:sz="4" w:color="D9D9D9"/>
+              <w:right w:val="single" w:sz="4" w:color="D9D9D9"/>
+            </w:tcBorders>
+            <w:tcMar>
+              <w:top w:w="85" w:type="dxa"/>
+              <w:left w:w="85" w:type="dxa"/>
+              <w:bottom w:w="85" w:type="dxa"/>
+              <w:right w:w="85" w:type="dxa"/>
+            </w:tcMar>
+          </w:tcPr>
+          <w:p>
+            <w:pPr>
+              <w:keepNext/>
+              <w:spacing w:after="40" w:line="247" w:lineRule="auto"/>
+            </w:pPr>
+            <w:r>
+              <w:rPr>
+                <w:b w:val="0"/>
+                <w:sz w:val="18"/>
+              </w:rPr>
+              <w:t>404; last occurrence retained in the lookup</w:t>
+            </w:r>
+          </w:p>
+        </w:tc>
+      </w:tr>
+      <w:tr>
+        <w:trPr>
+          <w:cantSplit/>
+        </w:trPr>
+        <w:tc>
+          <w:tcPr>
+            <w:tcW w:type="dxa" w:w="3168"/>
+            <w:vAlign w:val="center"/>
+            <w:tcBorders>
+              <w:top w:val="single" w:sz="4" w:color="D9D9D9"/>
+              <w:left w:val="single" w:sz="4" w:color="D9D9D9"/>
+              <w:bottom w:val="single" w:sz="4" w:color="D9D9D9"/>
+              <w:right w:val="single" w:sz="4" w:color="D9D9D9"/>
+            </w:tcBorders>
+            <w:tcMar>
+              <w:top w:w="85" w:type="dxa"/>
+              <w:left w:w="85" w:type="dxa"/>
+              <w:bottom w:w="85" w:type="dxa"/>
+              <w:right w:w="85" w:type="dxa"/>
+            </w:tcMar>
+            <w:shd w:fill="F4F6F8"/>
+          </w:tcPr>
+          <w:p>
+            <w:pPr>
+              <w:keepNext/>
+              <w:spacing w:after="40" w:line="247" w:lineRule="auto"/>
+            </w:pPr>
+            <w:r>
+              <w:rPr>
+                <w:b w:val="0"/>
+                <w:sz w:val="18"/>
+              </w:rPr>
+              <w:t>Retrieval UTC</w:t>
+            </w:r>
+          </w:p>
+        </w:tc>
+        <w:tc>
+          <w:tcPr>
+            <w:tcW w:type="dxa" w:w="6883"/>
+            <w:vAlign w:val="center"/>
+            <w:tcBorders>
+              <w:top w:val="single" w:sz="4" w:color="D9D9D9"/>
+              <w:left w:val="single" w:sz="4" w:color="D9D9D9"/>
+              <w:bottom w:val="single" w:sz="4" w:color="D9D9D9"/>
+              <w:right w:val="single" w:sz="4" w:color="D9D9D9"/>
+            </w:tcBorders>
+            <w:tcMar>
+              <w:top w:w="85" w:type="dxa"/>
+              <w:left w:w="85" w:type="dxa"/>
+              <w:bottom w:w="85" w:type="dxa"/>
+              <w:right w:w="85" w:type="dxa"/>
+            </w:tcMar>
+            <w:shd w:fill="F4F6F8"/>
+          </w:tcPr>
+          <w:p>
+            <w:pPr>
+              <w:keepNext/>
+              <w:spacing w:after="40" w:line="247" w:lineRule="auto"/>
+            </w:pPr>
+            <w:r>
+              <w:rPr>
+                <w:b w:val="0"/>
+                <w:sz w:val="18"/>
+              </w:rPr>
+              <w:t>2026-10-30T09:14:16.701631+00:00</w:t>
+            </w:r>
+          </w:p>
+        </w:tc>
+      </w:tr>
+      <w:tr>
+        <w:trPr>
+          <w:cantSplit/>
+        </w:trPr>
+        <w:tc>
+          <w:tcPr>
+            <w:tcW w:type="dxa" w:w="3168"/>
+            <w:vAlign w:val="center"/>
+            <w:tcBorders>
+              <w:top w:val="single" w:sz="4" w:color="D9D9D9"/>
+              <w:left w:val="single" w:sz="4" w:color="D9D9D9"/>
+              <w:bottom w:val="single" w:sz="4" w:color="D9D9D9"/>
+              <w:right w:val="single" w:sz="4" w:color="D9D9D9"/>
+            </w:tcBorders>
+            <w:tcMar>
+              <w:top w:w="85" w:type="dxa"/>
+              <w:left w:w="85" w:type="dxa"/>
+              <w:bottom w:w="85" w:type="dxa"/>
+              <w:right w:w="85" w:type="dxa"/>
+            </w:tcMar>
+          </w:tcPr>
+          <w:p>
+            <w:pPr>
+              <w:spacing w:after="40" w:line="247" w:lineRule="auto"/>
+            </w:pPr>
+            <w:r>
+              <w:rPr>
+                <w:b w:val="0"/>
+                <w:sz w:val="18"/>
+              </w:rPr>
+              <w:t>Sample design</w:t>
+            </w:r>
+          </w:p>
+        </w:tc>
+        <w:tc>
+          <w:tcPr>
+            <w:tcW w:type="dxa" w:w="6883"/>
+            <w:vAlign w:val="center"/>
+            <w:tcBorders>
+              <w:top w:val="single" w:sz="4" w:color="D9D9D9"/>
+              <w:left w:val="single" w:sz="4" w:color="D9D9D9"/>
+              <w:bottom w:val="single" w:sz="4" w:color="D9D9D9"/>
+              <w:right w:val="single" w:sz="4" w:color="D9D9D9"/>
+            </w:tcBorders>
+            <w:tcMar>
+              <w:top w:w="85" w:type="dxa"/>
+              <w:left w:w="85" w:type="dxa"/>
+              <w:bottom w:w="85" w:type="dxa"/>
+              <w:right w:w="85" w:type="dxa"/>
+            </w:tcMar>
+          </w:tcPr>
+          <w:p>
+            <w:pPr>
+              <w:spacing w:after="40" w:line="247" w:lineRule="auto"/>
+            </w:pPr>
+            <w:r>
+              <w:rPr>
+                <w:b w:val="0"/>
+                <w:sz w:val="18"/>
+              </w:rPr>
+              <w:t>Uniform reservoir sampling across every row; fixed seed 42; 30000 rows</w:t>
+            </w:r>
+          </w:p>
+        </w:tc>
+      </w:tr>
+    </w:tbl>
+    <w:p>
+      <w:pPr>
+        <w:spacing w:after="0"/>
+      </w:pPr>
+    </w:p>
+    <w:p>
+      <w:hyperlink r:id="rId11">
+        <w:r>
+          <w:rPr>
+            <w:color w:val="235C80"/>
+          </w:rPr>
+          <w:t>Download the exact public review archive</w:t>
+        </w:r>
+      </w:hyperlink>
+    </w:p>
+    <w:p>
+      <w:hyperlink r:id="rId12">
+        <w:r>
+          <w:rPr>
+            <w:color w:val="235C80"/>
+          </w:rPr>
+          <w:t>Download the exact public metadata archive</w:t>
+        </w:r>
+      </w:hyperlink>
+    </w:p>
+    <w:p>
+      <w:r>
+        <w:t>Review SHA 256</w:t>
+        <w:br/>
+        <w:t>a430509b38ff244fb75a84213e82ae64dc735158587687c80e86465d286bf22d</w:t>
+      </w:r>
+    </w:p>
+    <w:p>
+      <w:r>
+        <w:t>Metadata SHA 256</w:t>
+        <w:br/>
+        <w:t>f2da6049903fc132cbcf9a45c03128ab65ba7140e29691469ecd8ce839612ea3</w:t>
+      </w:r>
+    </w:p>
+    <w:p>
+      <w:r>
+        <w:t>The executable rejects a changed source checksum. This makes the dataset version inspectable even if the publisher later replaces a file. The source manifest records both URLs, byte count, collection range, sampling rule and retrieval time. Raw archives remain local and ignored by Git. Review bodies, names and reviewer identifiers are not redistributed in the repository; the code downloads them privately for reproduction.</w:t>
+      </w:r>
+    </w:p>
+    <w:p>
+      <w:pPr>
+        <w:pStyle w:val="Heading1"/>
+      </w:pPr>
+      <w:r>
+        <w:t>Sampling procedure and data dictionary</w:t>
+      </w:r>
+    </w:p>
+    <w:p>
+      <w:r>
+        <w:t>The reservoir begins with the first 30,000 source records. Each later row has a random chance to replace one current row using a seeded NumPy generator. This gives every source record equal inclusion probability before cleaning. The final sample is sorted by one based source row for deterministic downstream processing. Sampling is across reviews, so frequently reviewed products still have greater influence than rarely reviewed products. It is not a product balanced or population representative consumer sample.</w:t>
+      </w:r>
+    </w:p>
+    <w:tbl>
+      <w:tblPr>
+        <w:tblW w:type="auto" w:w="0"/>
+        <w:tblLayout w:type="fixed"/>
+        <w:tblLook w:firstColumn="1" w:firstRow="1" w:lastColumn="0" w:lastRow="0" w:noHBand="0" w:noVBand="1" w:val="04A0"/>
+      </w:tblPr>
+      <w:tblGrid>
+        <w:gridCol w:w="2304"/>
+        <w:gridCol w:w="2448"/>
+        <w:gridCol w:w="5299"/>
+      </w:tblGrid>
+      <w:tr>
+        <w:trPr>
+          <w:tblHeader/>
+          <w:cantSplit/>
+        </w:trPr>
+        <w:tc>
+          <w:tcPr>
+            <w:tcW w:type="dxa" w:w="2304"/>
+            <w:vAlign w:val="center"/>
+            <w:tcBorders>
+              <w:top w:val="single" w:sz="4" w:color="D9D9D9"/>
+              <w:left w:val="single" w:sz="4" w:color="D9D9D9"/>
+              <w:bottom w:val="single" w:sz="4" w:color="D9D9D9"/>
+              <w:right w:val="single" w:sz="4" w:color="D9D9D9"/>
+            </w:tcBorders>
+            <w:tcMar>
+              <w:top w:w="85" w:type="dxa"/>
+              <w:left w:w="85" w:type="dxa"/>
+              <w:bottom w:w="85" w:type="dxa"/>
+              <w:right w:w="85" w:type="dxa"/>
+            </w:tcMar>
+            <w:shd w:fill="DDE7EE"/>
+          </w:tcPr>
+          <w:p>
+            <w:pPr>
+              <w:keepNext/>
+              <w:spacing w:after="40" w:line="247" w:lineRule="auto"/>
+            </w:pPr>
+            <w:r>
+              <w:rPr>
+                <w:b/>
+                <w:sz w:val="18"/>
+              </w:rPr>
+              <w:t>Source field</w:t>
+            </w:r>
+          </w:p>
+        </w:tc>
+        <w:tc>
+          <w:tcPr>
+            <w:tcW w:type="dxa" w:w="2448"/>
+            <w:vAlign w:val="center"/>
+            <w:tcBorders>
+              <w:top w:val="single" w:sz="4" w:color="D9D9D9"/>
+              <w:left w:val="single" w:sz="4" w:color="D9D9D9"/>
+              <w:bottom w:val="single" w:sz="4" w:color="D9D9D9"/>
+              <w:right w:val="single" w:sz="4" w:color="D9D9D9"/>
+            </w:tcBorders>
+            <w:tcMar>
+              <w:top w:w="85" w:type="dxa"/>
+              <w:left w:w="85" w:type="dxa"/>
+              <w:bottom w:w="85" w:type="dxa"/>
+              <w:right w:w="85" w:type="dxa"/>
+            </w:tcMar>
+            <w:shd w:fill="DDE7EE"/>
+          </w:tcPr>
+          <w:p>
+            <w:pPr>
+              <w:keepNext/>
+              <w:spacing w:after="40" w:line="247" w:lineRule="auto"/>
+            </w:pPr>
+            <w:r>
+              <w:rPr>
+                <w:b/>
+                <w:sz w:val="18"/>
               </w:rPr>
               <w:t>Project variable</w:t>
             </w:r>
@@ -644,7 +1392,8 @@
         </w:tc>
         <w:tc>
           <w:tcPr>
-            <w:tcW w:type="dxa" w:w="3600"/>
+            <w:tcW w:type="dxa" w:w="5299"/>
+            <w:vAlign w:val="center"/>
             <w:tcBorders>
               <w:top w:val="single" w:sz="4" w:color="D9D9D9"/>
               <w:left w:val="single" w:sz="4" w:color="D9D9D9"/>
@@ -652,30 +1401,36 @@
               <w:right w:val="single" w:sz="4" w:color="D9D9D9"/>
             </w:tcBorders>
             <w:tcMar>
-              <w:top w:w="90" w:type="dxa"/>
-              <w:left w:w="90" w:type="dxa"/>
-              <w:bottom w:w="90" w:type="dxa"/>
-              <w:right w:w="90" w:type="dxa"/>
+              <w:top w:w="85" w:type="dxa"/>
+              <w:left w:w="85" w:type="dxa"/>
+              <w:bottom w:w="85" w:type="dxa"/>
+              <w:right w:w="85" w:type="dxa"/>
             </w:tcMar>
-            <w:shd w:fill="DFE8EE"/>
+            <w:shd w:fill="DDE7EE"/>
           </w:tcPr>
           <w:p>
             <w:pPr>
               <w:keepNext/>
-              <w:spacing w:after="60"/>
+              <w:spacing w:after="40" w:line="247" w:lineRule="auto"/>
             </w:pPr>
             <w:r>
               <w:rPr>
                 <w:b/>
-                <w:sz w:val="19"/>
+                <w:sz w:val="18"/>
               </w:rPr>
-              <w:t>Real source candidate</w:t>
+              <w:t>Role and checks</w:t>
             </w:r>
           </w:p>
         </w:tc>
+      </w:tr>
+      <w:tr>
+        <w:trPr>
+          <w:cantSplit/>
+        </w:trPr>
         <w:tc>
           <w:tcPr>
-            <w:tcW w:type="dxa" w:w="4464"/>
+            <w:tcW w:type="dxa" w:w="2304"/>
+            <w:vAlign w:val="center"/>
             <w:tcBorders>
               <w:top w:val="single" w:sz="4" w:color="D9D9D9"/>
               <w:left w:val="single" w:sz="4" w:color="D9D9D9"/>
@@ -683,32 +1438,30 @@
               <w:right w:val="single" w:sz="4" w:color="D9D9D9"/>
             </w:tcBorders>
             <w:tcMar>
-              <w:top w:w="90" w:type="dxa"/>
-              <w:left w:w="90" w:type="dxa"/>
-              <w:bottom w:w="90" w:type="dxa"/>
-              <w:right w:w="90" w:type="dxa"/>
+              <w:top w:w="85" w:type="dxa"/>
+              <w:left w:w="85" w:type="dxa"/>
+              <w:bottom w:w="85" w:type="dxa"/>
+              <w:right w:w="85" w:type="dxa"/>
             </w:tcMar>
-            <w:shd w:fill="DFE8EE"/>
           </w:tcPr>
           <w:p>
             <w:pPr>
               <w:keepNext/>
-              <w:spacing w:after="60"/>
+              <w:spacing w:after="40" w:line="247" w:lineRule="auto"/>
             </w:pPr>
             <w:r>
               <w:rPr>
-                <w:b/>
-                <w:sz w:val="19"/>
+                <w:b w:val="0"/>
+                <w:sz w:val="18"/>
               </w:rPr>
-              <w:t>Validation</w:t>
+              <w:t>overall</w:t>
             </w:r>
           </w:p>
         </w:tc>
-      </w:tr>
-      <w:tr>
         <w:tc>
           <w:tcPr>
-            <w:tcW w:type="dxa" w:w="1872"/>
+            <w:tcW w:type="dxa" w:w="2448"/>
+            <w:vAlign w:val="center"/>
             <w:tcBorders>
               <w:top w:val="single" w:sz="4" w:color="D9D9D9"/>
               <w:left w:val="single" w:sz="4" w:color="D9D9D9"/>
@@ -716,29 +1469,30 @@
               <w:right w:val="single" w:sz="4" w:color="D9D9D9"/>
             </w:tcBorders>
             <w:tcMar>
-              <w:top w:w="90" w:type="dxa"/>
-              <w:left w:w="90" w:type="dxa"/>
-              <w:bottom w:w="90" w:type="dxa"/>
-              <w:right w:w="90" w:type="dxa"/>
+              <w:top w:w="85" w:type="dxa"/>
+              <w:left w:w="85" w:type="dxa"/>
+              <w:bottom w:w="85" w:type="dxa"/>
+              <w:right w:w="85" w:type="dxa"/>
             </w:tcMar>
           </w:tcPr>
           <w:p>
             <w:pPr>
               <w:keepNext/>
-              <w:spacing w:after="60"/>
+              <w:spacing w:after="40" w:line="247" w:lineRule="auto"/>
             </w:pPr>
             <w:r>
               <w:rPr>
                 <w:b w:val="0"/>
-                <w:sz w:val="19"/>
+                <w:sz w:val="18"/>
               </w:rPr>
-              <w:t>rating</w:t>
+              <w:t>rating and negative</w:t>
             </w:r>
           </w:p>
         </w:tc>
         <w:tc>
           <w:tcPr>
-            <w:tcW w:type="dxa" w:w="3600"/>
+            <w:tcW w:type="dxa" w:w="5299"/>
+            <w:vAlign w:val="center"/>
             <w:tcBorders>
               <w:top w:val="single" w:sz="4" w:color="D9D9D9"/>
               <w:left w:val="single" w:sz="4" w:color="D9D9D9"/>
@@ -746,29 +1500,35 @@
               <w:right w:val="single" w:sz="4" w:color="D9D9D9"/>
             </w:tcBorders>
             <w:tcMar>
-              <w:top w:w="90" w:type="dxa"/>
-              <w:left w:w="90" w:type="dxa"/>
-              <w:bottom w:w="90" w:type="dxa"/>
-              <w:right w:w="90" w:type="dxa"/>
+              <w:top w:w="85" w:type="dxa"/>
+              <w:left w:w="85" w:type="dxa"/>
+              <w:bottom w:w="85" w:type="dxa"/>
+              <w:right w:w="85" w:type="dxa"/>
             </w:tcMar>
           </w:tcPr>
           <w:p>
             <w:pPr>
               <w:keepNext/>
-              <w:spacing w:after="60"/>
+              <w:spacing w:after="40" w:line="247" w:lineRule="auto"/>
             </w:pPr>
             <w:r>
               <w:rPr>
                 <w:b w:val="0"/>
-                <w:sz w:val="19"/>
+                <w:sz w:val="18"/>
               </w:rPr>
-              <w:t>rating or source documented equivalent</w:t>
+              <w:t>Integer 1 to 5; negative equals rating at most 2; excluded from predictors</w:t>
             </w:r>
           </w:p>
         </w:tc>
+      </w:tr>
+      <w:tr>
+        <w:trPr>
+          <w:cantSplit/>
+        </w:trPr>
         <w:tc>
           <w:tcPr>
-            <w:tcW w:type="dxa" w:w="4464"/>
+            <w:tcW w:type="dxa" w:w="2304"/>
+            <w:vAlign w:val="center"/>
             <w:tcBorders>
               <w:top w:val="single" w:sz="4" w:color="D9D9D9"/>
               <w:left w:val="single" w:sz="4" w:color="D9D9D9"/>
@@ -776,31 +1536,31 @@
               <w:right w:val="single" w:sz="4" w:color="D9D9D9"/>
             </w:tcBorders>
             <w:tcMar>
-              <w:top w:w="90" w:type="dxa"/>
-              <w:left w:w="90" w:type="dxa"/>
-              <w:bottom w:w="90" w:type="dxa"/>
-              <w:right w:w="90" w:type="dxa"/>
+              <w:top w:w="85" w:type="dxa"/>
+              <w:left w:w="85" w:type="dxa"/>
+              <w:bottom w:w="85" w:type="dxa"/>
+              <w:right w:w="85" w:type="dxa"/>
             </w:tcMar>
+            <w:shd w:fill="F4F6F8"/>
           </w:tcPr>
           <w:p>
             <w:pPr>
               <w:keepNext/>
-              <w:spacing w:after="60"/>
+              <w:spacing w:after="40" w:line="247" w:lineRule="auto"/>
             </w:pPr>
             <w:r>
               <w:rPr>
                 <w:b w:val="0"/>
-                <w:sz w:val="19"/>
+                <w:sz w:val="18"/>
               </w:rPr>
-              <w:t>Numeric integer from 1 through 5</w:t>
+              <w:t>reviewText</w:t>
             </w:r>
           </w:p>
         </w:tc>
-      </w:tr>
-      <w:tr>
         <w:tc>
           <w:tcPr>
-            <w:tcW w:type="dxa" w:w="1872"/>
+            <w:tcW w:type="dxa" w:w="2448"/>
+            <w:vAlign w:val="center"/>
             <w:tcBorders>
               <w:top w:val="single" w:sz="4" w:color="D9D9D9"/>
               <w:left w:val="single" w:sz="4" w:color="D9D9D9"/>
@@ -808,22 +1568,22 @@
               <w:right w:val="single" w:sz="4" w:color="D9D9D9"/>
             </w:tcBorders>
             <w:tcMar>
-              <w:top w:w="90" w:type="dxa"/>
-              <w:left w:w="90" w:type="dxa"/>
-              <w:bottom w:w="90" w:type="dxa"/>
-              <w:right w:w="90" w:type="dxa"/>
+              <w:top w:w="85" w:type="dxa"/>
+              <w:left w:w="85" w:type="dxa"/>
+              <w:bottom w:w="85" w:type="dxa"/>
+              <w:right w:w="85" w:type="dxa"/>
             </w:tcMar>
-            <w:shd w:fill="F5F7F9"/>
+            <w:shd w:fill="F4F6F8"/>
           </w:tcPr>
           <w:p>
             <w:pPr>
               <w:keepNext/>
-              <w:spacing w:after="60"/>
+              <w:spacing w:after="40" w:line="247" w:lineRule="auto"/>
             </w:pPr>
             <w:r>
               <w:rPr>
                 <w:b w:val="0"/>
-                <w:sz w:val="19"/>
+                <w:sz w:val="18"/>
               </w:rPr>
               <w:t>text</w:t>
             </w:r>
@@ -831,7 +1591,8 @@
         </w:tc>
         <w:tc>
           <w:tcPr>
-            <w:tcW w:type="dxa" w:w="3600"/>
+            <w:tcW w:type="dxa" w:w="5299"/>
+            <w:vAlign w:val="center"/>
             <w:tcBorders>
               <w:top w:val="single" w:sz="4" w:color="D9D9D9"/>
               <w:left w:val="single" w:sz="4" w:color="D9D9D9"/>
@@ -839,30 +1600,36 @@
               <w:right w:val="single" w:sz="4" w:color="D9D9D9"/>
             </w:tcBorders>
             <w:tcMar>
-              <w:top w:w="90" w:type="dxa"/>
-              <w:left w:w="90" w:type="dxa"/>
-              <w:bottom w:w="90" w:type="dxa"/>
-              <w:right w:w="90" w:type="dxa"/>
+              <w:top w:w="85" w:type="dxa"/>
+              <w:left w:w="85" w:type="dxa"/>
+              <w:bottom w:w="85" w:type="dxa"/>
+              <w:right w:w="85" w:type="dxa"/>
             </w:tcMar>
-            <w:shd w:fill="F5F7F9"/>
+            <w:shd w:fill="F4F6F8"/>
           </w:tcPr>
           <w:p>
             <w:pPr>
               <w:keepNext/>
-              <w:spacing w:after="60"/>
+              <w:spacing w:after="40" w:line="247" w:lineRule="auto"/>
             </w:pPr>
             <w:r>
               <w:rPr>
                 <w:b w:val="0"/>
-                <w:sz w:val="19"/>
+                <w:sz w:val="18"/>
               </w:rPr>
-              <w:t>Review body text</w:t>
+              <w:t>Unicode and HTML normalization; nonempty body required</w:t>
             </w:r>
           </w:p>
         </w:tc>
+      </w:tr>
+      <w:tr>
+        <w:trPr>
+          <w:cantSplit/>
+        </w:trPr>
         <w:tc>
           <w:tcPr>
-            <w:tcW w:type="dxa" w:w="4464"/>
+            <w:tcW w:type="dxa" w:w="2304"/>
+            <w:vAlign w:val="center"/>
             <w:tcBorders>
               <w:top w:val="single" w:sz="4" w:color="D9D9D9"/>
               <w:left w:val="single" w:sz="4" w:color="D9D9D9"/>
@@ -870,32 +1637,30 @@
               <w:right w:val="single" w:sz="4" w:color="D9D9D9"/>
             </w:tcBorders>
             <w:tcMar>
-              <w:top w:w="90" w:type="dxa"/>
-              <w:left w:w="90" w:type="dxa"/>
-              <w:bottom w:w="90" w:type="dxa"/>
-              <w:right w:w="90" w:type="dxa"/>
+              <w:top w:w="85" w:type="dxa"/>
+              <w:left w:w="85" w:type="dxa"/>
+              <w:bottom w:w="85" w:type="dxa"/>
+              <w:right w:w="85" w:type="dxa"/>
             </w:tcMar>
-            <w:shd w:fill="F5F7F9"/>
           </w:tcPr>
           <w:p>
             <w:pPr>
               <w:keepNext/>
-              <w:spacing w:after="60"/>
+              <w:spacing w:after="40" w:line="247" w:lineRule="auto"/>
             </w:pPr>
             <w:r>
               <w:rPr>
                 <w:b w:val="0"/>
-                <w:sz w:val="19"/>
+                <w:sz w:val="18"/>
               </w:rPr>
-              <w:t>Nonempty Unicode string; retain negation</w:t>
+              <w:t>asin</w:t>
             </w:r>
           </w:p>
         </w:tc>
-      </w:tr>
-      <w:tr>
         <w:tc>
           <w:tcPr>
-            <w:tcW w:type="dxa" w:w="1872"/>
+            <w:tcW w:type="dxa" w:w="2448"/>
+            <w:vAlign w:val="center"/>
             <w:tcBorders>
               <w:top w:val="single" w:sz="4" w:color="D9D9D9"/>
               <w:left w:val="single" w:sz="4" w:color="D9D9D9"/>
@@ -903,21 +1668,21 @@
               <w:right w:val="single" w:sz="4" w:color="D9D9D9"/>
             </w:tcBorders>
             <w:tcMar>
-              <w:top w:w="90" w:type="dxa"/>
-              <w:left w:w="90" w:type="dxa"/>
-              <w:bottom w:w="90" w:type="dxa"/>
-              <w:right w:w="90" w:type="dxa"/>
+              <w:top w:w="85" w:type="dxa"/>
+              <w:left w:w="85" w:type="dxa"/>
+              <w:bottom w:w="85" w:type="dxa"/>
+              <w:right w:w="85" w:type="dxa"/>
             </w:tcMar>
           </w:tcPr>
           <w:p>
             <w:pPr>
               <w:keepNext/>
-              <w:spacing w:after="60"/>
+              <w:spacing w:after="40" w:line="247" w:lineRule="auto"/>
             </w:pPr>
             <w:r>
               <w:rPr>
                 <w:b w:val="0"/>
-                <w:sz w:val="19"/>
+                <w:sz w:val="18"/>
               </w:rPr>
               <w:t>product_id</w:t>
             </w:r>
@@ -925,7 +1690,8 @@
         </w:tc>
         <w:tc>
           <w:tcPr>
-            <w:tcW w:type="dxa" w:w="3600"/>
+            <w:tcW w:type="dxa" w:w="5299"/>
+            <w:vAlign w:val="center"/>
             <w:tcBorders>
               <w:top w:val="single" w:sz="4" w:color="D9D9D9"/>
               <w:left w:val="single" w:sz="4" w:color="D9D9D9"/>
@@ -933,29 +1699,35 @@
               <w:right w:val="single" w:sz="4" w:color="D9D9D9"/>
             </w:tcBorders>
             <w:tcMar>
-              <w:top w:w="90" w:type="dxa"/>
-              <w:left w:w="90" w:type="dxa"/>
-              <w:bottom w:w="90" w:type="dxa"/>
-              <w:right w:w="90" w:type="dxa"/>
+              <w:top w:w="85" w:type="dxa"/>
+              <w:left w:w="85" w:type="dxa"/>
+              <w:bottom w:w="85" w:type="dxa"/>
+              <w:right w:w="85" w:type="dxa"/>
             </w:tcMar>
           </w:tcPr>
           <w:p>
             <w:pPr>
               <w:keepNext/>
-              <w:spacing w:after="60"/>
+              <w:spacing w:after="40" w:line="247" w:lineRule="auto"/>
             </w:pPr>
             <w:r>
               <w:rPr>
                 <w:b w:val="0"/>
-                <w:sz w:val="19"/>
+                <w:sz w:val="18"/>
               </w:rPr>
-              <w:t>parent_asin if schema confirms it</w:t>
+              <w:t>Public item identifier; grouping key; never a feature</w:t>
             </w:r>
           </w:p>
         </w:tc>
+      </w:tr>
+      <w:tr>
+        <w:trPr>
+          <w:cantSplit/>
+        </w:trPr>
         <w:tc>
           <w:tcPr>
-            <w:tcW w:type="dxa" w:w="4464"/>
+            <w:tcW w:type="dxa" w:w="2304"/>
+            <w:vAlign w:val="center"/>
             <w:tcBorders>
               <w:top w:val="single" w:sz="4" w:color="D9D9D9"/>
               <w:left w:val="single" w:sz="4" w:color="D9D9D9"/>
@@ -963,31 +1735,31 @@
               <w:right w:val="single" w:sz="4" w:color="D9D9D9"/>
             </w:tcBorders>
             <w:tcMar>
-              <w:top w:w="90" w:type="dxa"/>
-              <w:left w:w="90" w:type="dxa"/>
-              <w:bottom w:w="90" w:type="dxa"/>
-              <w:right w:w="90" w:type="dxa"/>
+              <w:top w:w="85" w:type="dxa"/>
+              <w:left w:w="85" w:type="dxa"/>
+              <w:bottom w:w="85" w:type="dxa"/>
+              <w:right w:w="85" w:type="dxa"/>
             </w:tcMar>
+            <w:shd w:fill="F4F6F8"/>
           </w:tcPr>
           <w:p>
             <w:pPr>
               <w:keepNext/>
-              <w:spacing w:after="60"/>
+              <w:spacing w:after="40" w:line="247" w:lineRule="auto"/>
             </w:pPr>
             <w:r>
               <w:rPr>
                 <w:b w:val="0"/>
-                <w:sz w:val="19"/>
+                <w:sz w:val="18"/>
               </w:rPr>
-              <w:t>Nonmissing grouping identifier</w:t>
+              <w:t>unixReviewTime</w:t>
             </w:r>
           </w:p>
         </w:tc>
-      </w:tr>
-      <w:tr>
         <w:tc>
           <w:tcPr>
-            <w:tcW w:type="dxa" w:w="1872"/>
+            <w:tcW w:type="dxa" w:w="2448"/>
+            <w:vAlign w:val="center"/>
             <w:tcBorders>
               <w:top w:val="single" w:sz="4" w:color="D9D9D9"/>
               <w:left w:val="single" w:sz="4" w:color="D9D9D9"/>
@@ -995,22 +1767,22 @@
               <w:right w:val="single" w:sz="4" w:color="D9D9D9"/>
             </w:tcBorders>
             <w:tcMar>
-              <w:top w:w="90" w:type="dxa"/>
-              <w:left w:w="90" w:type="dxa"/>
-              <w:bottom w:w="90" w:type="dxa"/>
-              <w:right w:w="90" w:type="dxa"/>
+              <w:top w:w="85" w:type="dxa"/>
+              <w:left w:w="85" w:type="dxa"/>
+              <w:bottom w:w="85" w:type="dxa"/>
+              <w:right w:w="85" w:type="dxa"/>
             </w:tcMar>
-            <w:shd w:fill="F5F7F9"/>
+            <w:shd w:fill="F4F6F8"/>
           </w:tcPr>
           <w:p>
             <w:pPr>
               <w:keepNext/>
-              <w:spacing w:after="60"/>
+              <w:spacing w:after="40" w:line="247" w:lineRule="auto"/>
             </w:pPr>
             <w:r>
               <w:rPr>
                 <w:b w:val="0"/>
-                <w:sz w:val="19"/>
+                <w:sz w:val="18"/>
               </w:rPr>
               <w:t>date</w:t>
             </w:r>
@@ -1018,7 +1790,8 @@
         </w:tc>
         <w:tc>
           <w:tcPr>
-            <w:tcW w:type="dxa" w:w="3600"/>
+            <w:tcW w:type="dxa" w:w="5299"/>
+            <w:vAlign w:val="center"/>
             <w:tcBorders>
               <w:top w:val="single" w:sz="4" w:color="D9D9D9"/>
               <w:left w:val="single" w:sz="4" w:color="D9D9D9"/>
@@ -1026,30 +1799,36 @@
               <w:right w:val="single" w:sz="4" w:color="D9D9D9"/>
             </w:tcBorders>
             <w:tcMar>
-              <w:top w:w="90" w:type="dxa"/>
-              <w:left w:w="90" w:type="dxa"/>
-              <w:bottom w:w="90" w:type="dxa"/>
-              <w:right w:w="90" w:type="dxa"/>
+              <w:top w:w="85" w:type="dxa"/>
+              <w:left w:w="85" w:type="dxa"/>
+              <w:bottom w:w="85" w:type="dxa"/>
+              <w:right w:w="85" w:type="dxa"/>
             </w:tcMar>
-            <w:shd w:fill="F5F7F9"/>
+            <w:shd w:fill="F4F6F8"/>
           </w:tcPr>
           <w:p>
             <w:pPr>
               <w:keepNext/>
-              <w:spacing w:after="60"/>
+              <w:spacing w:after="40" w:line="247" w:lineRule="auto"/>
             </w:pPr>
             <w:r>
               <w:rPr>
                 <w:b w:val="0"/>
-                <w:sz w:val="19"/>
+                <w:sz w:val="18"/>
               </w:rPr>
-              <w:t>timestamp</w:t>
+              <w:t>Unix seconds to UTC; used for provenance, not a model predictor</w:t>
             </w:r>
           </w:p>
         </w:tc>
+      </w:tr>
+      <w:tr>
+        <w:trPr>
+          <w:cantSplit/>
+        </w:trPr>
         <w:tc>
           <w:tcPr>
-            <w:tcW w:type="dxa" w:w="4464"/>
+            <w:tcW w:type="dxa" w:w="2304"/>
+            <w:vAlign w:val="center"/>
             <w:tcBorders>
               <w:top w:val="single" w:sz="4" w:color="D9D9D9"/>
               <w:left w:val="single" w:sz="4" w:color="D9D9D9"/>
@@ -1057,32 +1836,30 @@
               <w:right w:val="single" w:sz="4" w:color="D9D9D9"/>
             </w:tcBorders>
             <w:tcMar>
-              <w:top w:w="90" w:type="dxa"/>
-              <w:left w:w="90" w:type="dxa"/>
-              <w:bottom w:w="90" w:type="dxa"/>
-              <w:right w:w="90" w:type="dxa"/>
+              <w:top w:w="85" w:type="dxa"/>
+              <w:left w:w="85" w:type="dxa"/>
+              <w:bottom w:w="85" w:type="dxa"/>
+              <w:right w:w="85" w:type="dxa"/>
             </w:tcMar>
-            <w:shd w:fill="F5F7F9"/>
           </w:tcPr>
           <w:p>
             <w:pPr>
               <w:keepNext/>
-              <w:spacing w:after="60"/>
+              <w:spacing w:after="40" w:line="247" w:lineRule="auto"/>
             </w:pPr>
             <w:r>
               <w:rPr>
                 <w:b w:val="0"/>
-                <w:sz w:val="19"/>
+                <w:sz w:val="18"/>
               </w:rPr>
-              <w:t>Confirm units then convert to UTC</w:t>
+              <w:t>verified</w:t>
             </w:r>
           </w:p>
         </w:tc>
-      </w:tr>
-      <w:tr>
         <w:tc>
           <w:tcPr>
-            <w:tcW w:type="dxa" w:w="1872"/>
+            <w:tcW w:type="dxa" w:w="2448"/>
+            <w:vAlign w:val="center"/>
             <w:tcBorders>
               <w:top w:val="single" w:sz="4" w:color="D9D9D9"/>
               <w:left w:val="single" w:sz="4" w:color="D9D9D9"/>
@@ -1090,29 +1867,30 @@
               <w:right w:val="single" w:sz="4" w:color="D9D9D9"/>
             </w:tcBorders>
             <w:tcMar>
-              <w:top w:w="90" w:type="dxa"/>
-              <w:left w:w="90" w:type="dxa"/>
-              <w:bottom w:w="90" w:type="dxa"/>
-              <w:right w:w="90" w:type="dxa"/>
+              <w:top w:w="85" w:type="dxa"/>
+              <w:left w:w="85" w:type="dxa"/>
+              <w:bottom w:w="85" w:type="dxa"/>
+              <w:right w:w="85" w:type="dxa"/>
             </w:tcMar>
           </w:tcPr>
           <w:p>
             <w:pPr>
               <w:keepNext/>
-              <w:spacing w:after="60"/>
+              <w:spacing w:after="40" w:line="247" w:lineRule="auto"/>
             </w:pPr>
             <w:r>
               <w:rPr>
                 <w:b w:val="0"/>
-                <w:sz w:val="19"/>
+                <w:sz w:val="18"/>
               </w:rPr>
-              <w:t>category</w:t>
+              <w:t>verified</w:t>
             </w:r>
           </w:p>
         </w:tc>
         <w:tc>
           <w:tcPr>
-            <w:tcW w:type="dxa" w:w="3600"/>
+            <w:tcW w:type="dxa" w:w="5299"/>
+            <w:vAlign w:val="center"/>
             <w:tcBorders>
               <w:top w:val="single" w:sz="4" w:color="D9D9D9"/>
               <w:left w:val="single" w:sz="4" w:color="D9D9D9"/>
@@ -1120,29 +1898,35 @@
               <w:right w:val="single" w:sz="4" w:color="D9D9D9"/>
             </w:tcBorders>
             <w:tcMar>
-              <w:top w:w="90" w:type="dxa"/>
-              <w:left w:w="90" w:type="dxa"/>
-              <w:bottom w:w="90" w:type="dxa"/>
-              <w:right w:w="90" w:type="dxa"/>
+              <w:top w:w="85" w:type="dxa"/>
+              <w:left w:w="85" w:type="dxa"/>
+              <w:bottom w:w="85" w:type="dxa"/>
+              <w:right w:w="85" w:type="dxa"/>
             </w:tcMar>
           </w:tcPr>
           <w:p>
             <w:pPr>
               <w:keepNext/>
-              <w:spacing w:after="60"/>
+              <w:spacing w:after="40" w:line="247" w:lineRule="auto"/>
             </w:pPr>
             <w:r>
               <w:rPr>
                 <w:b w:val="0"/>
-                <w:sz w:val="19"/>
+                <w:sz w:val="18"/>
               </w:rPr>
-              <w:t>Metadata categories</w:t>
+              <w:t>Preserved for auditing; excluded from the model</w:t>
             </w:r>
           </w:p>
         </w:tc>
+      </w:tr>
+      <w:tr>
+        <w:trPr>
+          <w:cantSplit/>
+        </w:trPr>
         <w:tc>
           <w:tcPr>
-            <w:tcW w:type="dxa" w:w="4464"/>
+            <w:tcW w:type="dxa" w:w="2304"/>
+            <w:vAlign w:val="center"/>
             <w:tcBorders>
               <w:top w:val="single" w:sz="4" w:color="D9D9D9"/>
               <w:left w:val="single" w:sz="4" w:color="D9D9D9"/>
@@ -1150,31 +1934,31 @@
               <w:right w:val="single" w:sz="4" w:color="D9D9D9"/>
             </w:tcBorders>
             <w:tcMar>
-              <w:top w:w="90" w:type="dxa"/>
-              <w:left w:w="90" w:type="dxa"/>
-              <w:bottom w:w="90" w:type="dxa"/>
-              <w:right w:w="90" w:type="dxa"/>
+              <w:top w:w="85" w:type="dxa"/>
+              <w:left w:w="85" w:type="dxa"/>
+              <w:bottom w:w="85" w:type="dxa"/>
+              <w:right w:w="85" w:type="dxa"/>
             </w:tcMar>
+            <w:shd w:fill="F4F6F8"/>
           </w:tcPr>
           <w:p>
             <w:pPr>
               <w:keepNext/>
-              <w:spacing w:after="60"/>
+              <w:spacing w:after="40" w:line="247" w:lineRule="auto"/>
             </w:pPr>
             <w:r>
               <w:rPr>
                 <w:b w:val="0"/>
-                <w:sz w:val="19"/>
+                <w:sz w:val="18"/>
               </w:rPr>
-              <w:t>Check hierarchy and missing join rates</w:t>
+              <w:t>reviewerID</w:t>
             </w:r>
           </w:p>
         </w:tc>
-      </w:tr>
-      <w:tr>
         <w:tc>
           <w:tcPr>
-            <w:tcW w:type="dxa" w:w="1872"/>
+            <w:tcW w:type="dxa" w:w="2448"/>
+            <w:vAlign w:val="center"/>
             <w:tcBorders>
               <w:top w:val="single" w:sz="4" w:color="D9D9D9"/>
               <w:left w:val="single" w:sz="4" w:color="D9D9D9"/>
@@ -1182,29 +1966,31 @@
               <w:right w:val="single" w:sz="4" w:color="D9D9D9"/>
             </w:tcBorders>
             <w:tcMar>
-              <w:top w:w="90" w:type="dxa"/>
-              <w:left w:w="90" w:type="dxa"/>
-              <w:bottom w:w="90" w:type="dxa"/>
-              <w:right w:w="90" w:type="dxa"/>
+              <w:top w:w="85" w:type="dxa"/>
+              <w:left w:w="85" w:type="dxa"/>
+              <w:bottom w:w="85" w:type="dxa"/>
+              <w:right w:w="85" w:type="dxa"/>
             </w:tcMar>
-            <w:shd w:fill="F5F7F9"/>
+            <w:shd w:fill="F4F6F8"/>
           </w:tcPr>
           <w:p>
             <w:pPr>
-              <w:spacing w:after="60"/>
+              <w:keepNext/>
+              <w:spacing w:after="40" w:line="247" w:lineRule="auto"/>
             </w:pPr>
             <w:r>
               <w:rPr>
                 <w:b w:val="0"/>
-                <w:sz w:val="19"/>
+                <w:sz w:val="18"/>
               </w:rPr>
-              <w:t>verified</w:t>
+              <w:t>author in local memory</w:t>
             </w:r>
           </w:p>
         </w:tc>
         <w:tc>
           <w:tcPr>
-            <w:tcW w:type="dxa" w:w="3600"/>
+            <w:tcW w:type="dxa" w:w="5299"/>
+            <w:vAlign w:val="center"/>
             <w:tcBorders>
               <w:top w:val="single" w:sz="4" w:color="D9D9D9"/>
               <w:left w:val="single" w:sz="4" w:color="D9D9D9"/>
@@ -1212,29 +1998,36 @@
               <w:right w:val="single" w:sz="4" w:color="D9D9D9"/>
             </w:tcBorders>
             <w:tcMar>
-              <w:top w:w="90" w:type="dxa"/>
-              <w:left w:w="90" w:type="dxa"/>
-              <w:bottom w:w="90" w:type="dxa"/>
-              <w:right w:w="90" w:type="dxa"/>
+              <w:top w:w="85" w:type="dxa"/>
+              <w:left w:w="85" w:type="dxa"/>
+              <w:bottom w:w="85" w:type="dxa"/>
+              <w:right w:w="85" w:type="dxa"/>
             </w:tcMar>
-            <w:shd w:fill="F5F7F9"/>
+            <w:shd w:fill="F4F6F8"/>
           </w:tcPr>
           <w:p>
             <w:pPr>
-              <w:spacing w:after="60"/>
+              <w:keepNext/>
+              <w:spacing w:after="40" w:line="247" w:lineRule="auto"/>
             </w:pPr>
             <w:r>
               <w:rPr>
                 <w:b w:val="0"/>
-                <w:sz w:val="19"/>
+                <w:sz w:val="18"/>
               </w:rPr>
-              <w:t>verified_purchase if present</w:t>
+              <w:t>Only used to count cross partition overlap; not exported</w:t>
             </w:r>
           </w:p>
         </w:tc>
+      </w:tr>
+      <w:tr>
+        <w:trPr>
+          <w:cantSplit/>
+        </w:trPr>
         <w:tc>
           <w:tcPr>
-            <w:tcW w:type="dxa" w:w="4464"/>
+            <w:tcW w:type="dxa" w:w="2304"/>
+            <w:vAlign w:val="center"/>
             <w:tcBorders>
               <w:top w:val="single" w:sz="4" w:color="D9D9D9"/>
               <w:left w:val="single" w:sz="4" w:color="D9D9D9"/>
@@ -1242,23 +2035,82 @@
               <w:right w:val="single" w:sz="4" w:color="D9D9D9"/>
             </w:tcBorders>
             <w:tcMar>
-              <w:top w:w="90" w:type="dxa"/>
-              <w:left w:w="90" w:type="dxa"/>
-              <w:bottom w:w="90" w:type="dxa"/>
-              <w:right w:w="90" w:type="dxa"/>
+              <w:top w:w="85" w:type="dxa"/>
+              <w:left w:w="85" w:type="dxa"/>
+              <w:bottom w:w="85" w:type="dxa"/>
+              <w:right w:w="85" w:type="dxa"/>
             </w:tcMar>
-            <w:shd w:fill="F5F7F9"/>
           </w:tcPr>
           <w:p>
             <w:pPr>
-              <w:spacing w:after="60"/>
+              <w:spacing w:after="40" w:line="247" w:lineRule="auto"/>
             </w:pPr>
             <w:r>
               <w:rPr>
                 <w:b w:val="0"/>
-                <w:sz w:val="19"/>
+                <w:sz w:val="18"/>
               </w:rPr>
-              <w:t>Map explicitly; do not guess from string truthiness</w:t>
+              <w:t>Metadata title</w:t>
+            </w:r>
+          </w:p>
+        </w:tc>
+        <w:tc>
+          <w:tcPr>
+            <w:tcW w:type="dxa" w:w="2448"/>
+            <w:vAlign w:val="center"/>
+            <w:tcBorders>
+              <w:top w:val="single" w:sz="4" w:color="D9D9D9"/>
+              <w:left w:val="single" w:sz="4" w:color="D9D9D9"/>
+              <w:bottom w:val="single" w:sz="4" w:color="D9D9D9"/>
+              <w:right w:val="single" w:sz="4" w:color="D9D9D9"/>
+            </w:tcBorders>
+            <w:tcMar>
+              <w:top w:w="85" w:type="dxa"/>
+              <w:left w:w="85" w:type="dxa"/>
+              <w:bottom w:w="85" w:type="dxa"/>
+              <w:right w:w="85" w:type="dxa"/>
+            </w:tcMar>
+          </w:tcPr>
+          <w:p>
+            <w:pPr>
+              <w:spacing w:after="40" w:line="247" w:lineRule="auto"/>
+            </w:pPr>
+            <w:r>
+              <w:rPr>
+                <w:b w:val="0"/>
+                <w:sz w:val="18"/>
+              </w:rPr>
+              <w:t>metadata_match</w:t>
+            </w:r>
+          </w:p>
+        </w:tc>
+        <w:tc>
+          <w:tcPr>
+            <w:tcW w:type="dxa" w:w="5299"/>
+            <w:vAlign w:val="center"/>
+            <w:tcBorders>
+              <w:top w:val="single" w:sz="4" w:color="D9D9D9"/>
+              <w:left w:val="single" w:sz="4" w:color="D9D9D9"/>
+              <w:bottom w:val="single" w:sz="4" w:color="D9D9D9"/>
+              <w:right w:val="single" w:sz="4" w:color="D9D9D9"/>
+            </w:tcBorders>
+            <w:tcMar>
+              <w:top w:w="85" w:type="dxa"/>
+              <w:left w:w="85" w:type="dxa"/>
+              <w:bottom w:w="85" w:type="dxa"/>
+              <w:right w:w="85" w:type="dxa"/>
+            </w:tcMar>
+          </w:tcPr>
+          <w:p>
+            <w:pPr>
+              <w:spacing w:after="40" w:line="247" w:lineRule="auto"/>
+            </w:pPr>
+            <w:r>
+              <w:rPr>
+                <w:b w:val="0"/>
+                <w:sz w:val="18"/>
+              </w:rPr>
+              <w:t>Nonempty title lookup; establishes coverage, not a complete taxonomy</w:t>
             </w:r>
           </w:p>
         </w:tc>
@@ -1274,22 +2126,17 @@
         <w:pStyle w:val="Heading1"/>
       </w:pPr>
       <w:r>
-        <w:t>Quality dimensions and acceptance rules</w:t>
+        <w:t>Observed quality and relevance assessment</w:t>
       </w:r>
     </w:p>
     <w:p>
       <w:r>
-        <w:t>Completeness means reporting missing text, labels, dates and grouping identifiers separately. Validity means checking rating range and timestamp plausibility. Uniqueness means examining review identifiers, text hashes and product variants. Consistency means standardizing category names and joining metadata with an explicit many to one expectation. Relevance means confirming that selected items belong to beauty or personal care and that the language matches the model scope.</w:t>
+        <w:t>The 30,000 row sample has 31 absent review bodies and no missing ratings or product keys. Metadata matching removes 441 rows. A manually inspected unmatched source example, row 6, discusses a book rather than a beauty product. This is concrete evidence that a file category name is insufficient as a semantic guarantee. The matching rule removes that example without relying on its rating.</w:t>
       </w:r>
     </w:p>
     <w:p>
       <w:r>
-        <w:t>Proposed real data gates are 100 percent valid retained labels, no empty retained text, zero product overlap across partitions and no exact normalized text overlap. A metadata join rate below 90 percent triggers an investigation rather than automatic deletion. That threshold is a project choice, not a published standard. Report retention rates before and after filtering by category; a clean dataset can still be biased if removals concentrate in one segment.</w:t>
-      </w:r>
-    </w:p>
-    <w:p>
-      <w:r>
-        <w:t>The synthetic generator injects duplicate IDs, absent text, invalid ratings and malformed dates to verify cleaning behavior. It also produces repeated phrases, making duplicate text policy observable. These controlled issues are software test conditions rather than estimates of public data quality.</w:t>
+        <w:t>Metadata coverage is useful but imperfect: an accessory or unrelated listing can still match a title. Category arrays in the inspected metadata are empty, so the study does not invent skincare or haircare subcategory labels. Results are reported for the retained All Beauty collection and product IDs, with source contamination and incomplete taxonomy listed as limitations. The published source documentation and downloaded unique identifier counts can differ because review and metadata records have different coverage.</w:t>
       </w:r>
     </w:p>
     <w:p>
@@ -1297,685 +2144,17 @@
         <w:pStyle w:val="Heading1"/>
       </w:pPr>
       <w:r>
-        <w:t>Initial exploratory analysis plan</w:t>
+        <w:t>Initial exploration and hypothesis testing plan</w:t>
       </w:r>
-    </w:p>
-    <w:tbl>
-      <w:tblPr>
-        <w:tblW w:type="auto" w:w="0"/>
-        <w:tblLayout w:type="fixed"/>
-        <w:tblLook w:firstColumn="1" w:firstRow="1" w:lastColumn="0" w:lastRow="0" w:noHBand="0" w:noVBand="1" w:val="04A0"/>
-      </w:tblPr>
-      <w:tblGrid>
-        <w:gridCol w:w="2736"/>
-        <w:gridCol w:w="3888"/>
-        <w:gridCol w:w="3312"/>
-      </w:tblGrid>
-      <w:tr>
-        <w:trPr>
-          <w:tblHeader/>
-        </w:trPr>
-        <w:tc>
-          <w:tcPr>
-            <w:tcW w:type="dxa" w:w="2736"/>
-            <w:tcBorders>
-              <w:top w:val="single" w:sz="4" w:color="D9D9D9"/>
-              <w:left w:val="single" w:sz="4" w:color="D9D9D9"/>
-              <w:bottom w:val="single" w:sz="4" w:color="D9D9D9"/>
-              <w:right w:val="single" w:sz="4" w:color="D9D9D9"/>
-            </w:tcBorders>
-            <w:tcMar>
-              <w:top w:w="90" w:type="dxa"/>
-              <w:left w:w="90" w:type="dxa"/>
-              <w:bottom w:w="90" w:type="dxa"/>
-              <w:right w:w="90" w:type="dxa"/>
-            </w:tcMar>
-            <w:shd w:fill="DFE8EE"/>
-          </w:tcPr>
-          <w:p>
-            <w:pPr>
-              <w:keepNext/>
-              <w:spacing w:after="60"/>
-            </w:pPr>
-            <w:r>
-              <w:rPr>
-                <w:b/>
-                <w:sz w:val="19"/>
-              </w:rPr>
-              <w:t>Question</w:t>
-            </w:r>
-          </w:p>
-        </w:tc>
-        <w:tc>
-          <w:tcPr>
-            <w:tcW w:type="dxa" w:w="3888"/>
-            <w:tcBorders>
-              <w:top w:val="single" w:sz="4" w:color="D9D9D9"/>
-              <w:left w:val="single" w:sz="4" w:color="D9D9D9"/>
-              <w:bottom w:val="single" w:sz="4" w:color="D9D9D9"/>
-              <w:right w:val="single" w:sz="4" w:color="D9D9D9"/>
-            </w:tcBorders>
-            <w:tcMar>
-              <w:top w:w="90" w:type="dxa"/>
-              <w:left w:w="90" w:type="dxa"/>
-              <w:bottom w:w="90" w:type="dxa"/>
-              <w:right w:w="90" w:type="dxa"/>
-            </w:tcMar>
-            <w:shd w:fill="DFE8EE"/>
-          </w:tcPr>
-          <w:p>
-            <w:pPr>
-              <w:keepNext/>
-              <w:spacing w:after="60"/>
-            </w:pPr>
-            <w:r>
-              <w:rPr>
-                <w:b/>
-                <w:sz w:val="19"/>
-              </w:rPr>
-              <w:t>Method</w:t>
-            </w:r>
-          </w:p>
-        </w:tc>
-        <w:tc>
-          <w:tcPr>
-            <w:tcW w:type="dxa" w:w="3312"/>
-            <w:tcBorders>
-              <w:top w:val="single" w:sz="4" w:color="D9D9D9"/>
-              <w:left w:val="single" w:sz="4" w:color="D9D9D9"/>
-              <w:bottom w:val="single" w:sz="4" w:color="D9D9D9"/>
-              <w:right w:val="single" w:sz="4" w:color="D9D9D9"/>
-            </w:tcBorders>
-            <w:tcMar>
-              <w:top w:w="90" w:type="dxa"/>
-              <w:left w:w="90" w:type="dxa"/>
-              <w:bottom w:w="90" w:type="dxa"/>
-              <w:right w:w="90" w:type="dxa"/>
-            </w:tcMar>
-            <w:shd w:fill="DFE8EE"/>
-          </w:tcPr>
-          <w:p>
-            <w:pPr>
-              <w:keepNext/>
-              <w:spacing w:after="60"/>
-            </w:pPr>
-            <w:r>
-              <w:rPr>
-                <w:b/>
-                <w:sz w:val="19"/>
-              </w:rPr>
-              <w:t>Decision supported</w:t>
-            </w:r>
-          </w:p>
-        </w:tc>
-      </w:tr>
-      <w:tr>
-        <w:tc>
-          <w:tcPr>
-            <w:tcW w:type="dxa" w:w="2736"/>
-            <w:tcBorders>
-              <w:top w:val="single" w:sz="4" w:color="D9D9D9"/>
-              <w:left w:val="single" w:sz="4" w:color="D9D9D9"/>
-              <w:bottom w:val="single" w:sz="4" w:color="D9D9D9"/>
-              <w:right w:val="single" w:sz="4" w:color="D9D9D9"/>
-            </w:tcBorders>
-            <w:tcMar>
-              <w:top w:w="90" w:type="dxa"/>
-              <w:left w:w="90" w:type="dxa"/>
-              <w:bottom w:w="90" w:type="dxa"/>
-              <w:right w:w="90" w:type="dxa"/>
-            </w:tcMar>
-          </w:tcPr>
-          <w:p>
-            <w:pPr>
-              <w:keepNext/>
-              <w:spacing w:after="60"/>
-            </w:pPr>
-            <w:r>
-              <w:rPr>
-                <w:b w:val="0"/>
-                <w:sz w:val="19"/>
-              </w:rPr>
-              <w:t>How imbalanced is the label?</w:t>
-            </w:r>
-          </w:p>
-        </w:tc>
-        <w:tc>
-          <w:tcPr>
-            <w:tcW w:type="dxa" w:w="3888"/>
-            <w:tcBorders>
-              <w:top w:val="single" w:sz="4" w:color="D9D9D9"/>
-              <w:left w:val="single" w:sz="4" w:color="D9D9D9"/>
-              <w:bottom w:val="single" w:sz="4" w:color="D9D9D9"/>
-              <w:right w:val="single" w:sz="4" w:color="D9D9D9"/>
-            </w:tcBorders>
-            <w:tcMar>
-              <w:top w:w="90" w:type="dxa"/>
-              <w:left w:w="90" w:type="dxa"/>
-              <w:bottom w:w="90" w:type="dxa"/>
-              <w:right w:w="90" w:type="dxa"/>
-            </w:tcMar>
-          </w:tcPr>
-          <w:p>
-            <w:pPr>
-              <w:keepNext/>
-              <w:spacing w:after="60"/>
-            </w:pPr>
-            <w:r>
-              <w:rPr>
-                <w:b w:val="0"/>
-                <w:sz w:val="19"/>
-              </w:rPr>
-              <w:t>Counts, proportions and rating bar chart</w:t>
-            </w:r>
-          </w:p>
-        </w:tc>
-        <w:tc>
-          <w:tcPr>
-            <w:tcW w:type="dxa" w:w="3312"/>
-            <w:tcBorders>
-              <w:top w:val="single" w:sz="4" w:color="D9D9D9"/>
-              <w:left w:val="single" w:sz="4" w:color="D9D9D9"/>
-              <w:bottom w:val="single" w:sz="4" w:color="D9D9D9"/>
-              <w:right w:val="single" w:sz="4" w:color="D9D9D9"/>
-            </w:tcBorders>
-            <w:tcMar>
-              <w:top w:w="90" w:type="dxa"/>
-              <w:left w:w="90" w:type="dxa"/>
-              <w:bottom w:w="90" w:type="dxa"/>
-              <w:right w:w="90" w:type="dxa"/>
-            </w:tcMar>
-          </w:tcPr>
-          <w:p>
-            <w:pPr>
-              <w:keepNext/>
-              <w:spacing w:after="60"/>
-            </w:pPr>
-            <w:r>
-              <w:rPr>
-                <w:b w:val="0"/>
-                <w:sz w:val="19"/>
-              </w:rPr>
-              <w:t>Choose baseline and metrics</w:t>
-            </w:r>
-          </w:p>
-        </w:tc>
-      </w:tr>
-      <w:tr>
-        <w:tc>
-          <w:tcPr>
-            <w:tcW w:type="dxa" w:w="2736"/>
-            <w:tcBorders>
-              <w:top w:val="single" w:sz="4" w:color="D9D9D9"/>
-              <w:left w:val="single" w:sz="4" w:color="D9D9D9"/>
-              <w:bottom w:val="single" w:sz="4" w:color="D9D9D9"/>
-              <w:right w:val="single" w:sz="4" w:color="D9D9D9"/>
-            </w:tcBorders>
-            <w:tcMar>
-              <w:top w:w="90" w:type="dxa"/>
-              <w:left w:w="90" w:type="dxa"/>
-              <w:bottom w:w="90" w:type="dxa"/>
-              <w:right w:w="90" w:type="dxa"/>
-            </w:tcMar>
-            <w:shd w:fill="F5F7F9"/>
-          </w:tcPr>
-          <w:p>
-            <w:pPr>
-              <w:keepNext/>
-              <w:spacing w:after="60"/>
-            </w:pPr>
-            <w:r>
-              <w:rPr>
-                <w:b w:val="0"/>
-                <w:sz w:val="19"/>
-              </w:rPr>
-              <w:t>Which fields fail validation?</w:t>
-            </w:r>
-          </w:p>
-        </w:tc>
-        <w:tc>
-          <w:tcPr>
-            <w:tcW w:type="dxa" w:w="3888"/>
-            <w:tcBorders>
-              <w:top w:val="single" w:sz="4" w:color="D9D9D9"/>
-              <w:left w:val="single" w:sz="4" w:color="D9D9D9"/>
-              <w:bottom w:val="single" w:sz="4" w:color="D9D9D9"/>
-              <w:right w:val="single" w:sz="4" w:color="D9D9D9"/>
-            </w:tcBorders>
-            <w:tcMar>
-              <w:top w:w="90" w:type="dxa"/>
-              <w:left w:w="90" w:type="dxa"/>
-              <w:bottom w:w="90" w:type="dxa"/>
-              <w:right w:w="90" w:type="dxa"/>
-            </w:tcMar>
-            <w:shd w:fill="F5F7F9"/>
-          </w:tcPr>
-          <w:p>
-            <w:pPr>
-              <w:keepNext/>
-              <w:spacing w:after="60"/>
-            </w:pPr>
-            <w:r>
-              <w:rPr>
-                <w:b w:val="0"/>
-                <w:sz w:val="19"/>
-              </w:rPr>
-              <w:t>Missingness chart and audit counts</w:t>
-            </w:r>
-          </w:p>
-        </w:tc>
-        <w:tc>
-          <w:tcPr>
-            <w:tcW w:type="dxa" w:w="3312"/>
-            <w:tcBorders>
-              <w:top w:val="single" w:sz="4" w:color="D9D9D9"/>
-              <w:left w:val="single" w:sz="4" w:color="D9D9D9"/>
-              <w:bottom w:val="single" w:sz="4" w:color="D9D9D9"/>
-              <w:right w:val="single" w:sz="4" w:color="D9D9D9"/>
-            </w:tcBorders>
-            <w:tcMar>
-              <w:top w:w="90" w:type="dxa"/>
-              <w:left w:w="90" w:type="dxa"/>
-              <w:bottom w:w="90" w:type="dxa"/>
-              <w:right w:w="90" w:type="dxa"/>
-            </w:tcMar>
-            <w:shd w:fill="F5F7F9"/>
-          </w:tcPr>
-          <w:p>
-            <w:pPr>
-              <w:keepNext/>
-              <w:spacing w:after="60"/>
-            </w:pPr>
-            <w:r>
-              <w:rPr>
-                <w:b w:val="0"/>
-                <w:sz w:val="19"/>
-              </w:rPr>
-              <w:t>Prioritize cleaning</w:t>
-            </w:r>
-          </w:p>
-        </w:tc>
-      </w:tr>
-      <w:tr>
-        <w:tc>
-          <w:tcPr>
-            <w:tcW w:type="dxa" w:w="2736"/>
-            <w:tcBorders>
-              <w:top w:val="single" w:sz="4" w:color="D9D9D9"/>
-              <w:left w:val="single" w:sz="4" w:color="D9D9D9"/>
-              <w:bottom w:val="single" w:sz="4" w:color="D9D9D9"/>
-              <w:right w:val="single" w:sz="4" w:color="D9D9D9"/>
-            </w:tcBorders>
-            <w:tcMar>
-              <w:top w:w="90" w:type="dxa"/>
-              <w:left w:w="90" w:type="dxa"/>
-              <w:bottom w:w="90" w:type="dxa"/>
-              <w:right w:w="90" w:type="dxa"/>
-            </w:tcMar>
-          </w:tcPr>
-          <w:p>
-            <w:pPr>
-              <w:keepNext/>
-              <w:spacing w:after="60"/>
-            </w:pPr>
-            <w:r>
-              <w:rPr>
-                <w:b w:val="0"/>
-                <w:sz w:val="19"/>
-              </w:rPr>
-              <w:t>Do categories differ?</w:t>
-            </w:r>
-          </w:p>
-        </w:tc>
-        <w:tc>
-          <w:tcPr>
-            <w:tcW w:type="dxa" w:w="3888"/>
-            <w:tcBorders>
-              <w:top w:val="single" w:sz="4" w:color="D9D9D9"/>
-              <w:left w:val="single" w:sz="4" w:color="D9D9D9"/>
-              <w:bottom w:val="single" w:sz="4" w:color="D9D9D9"/>
-              <w:right w:val="single" w:sz="4" w:color="D9D9D9"/>
-            </w:tcBorders>
-            <w:tcMar>
-              <w:top w:w="90" w:type="dxa"/>
-              <w:left w:w="90" w:type="dxa"/>
-              <w:bottom w:w="90" w:type="dxa"/>
-              <w:right w:w="90" w:type="dxa"/>
-            </w:tcMar>
-          </w:tcPr>
-          <w:p>
-            <w:pPr>
-              <w:keepNext/>
-              <w:spacing w:after="60"/>
-            </w:pPr>
-            <w:r>
-              <w:rPr>
-                <w:b w:val="0"/>
-                <w:sz w:val="19"/>
-              </w:rPr>
-              <w:t>Grouped proportions with sample sizes</w:t>
-            </w:r>
-          </w:p>
-        </w:tc>
-        <w:tc>
-          <w:tcPr>
-            <w:tcW w:type="dxa" w:w="3312"/>
-            <w:tcBorders>
-              <w:top w:val="single" w:sz="4" w:color="D9D9D9"/>
-              <w:left w:val="single" w:sz="4" w:color="D9D9D9"/>
-              <w:bottom w:val="single" w:sz="4" w:color="D9D9D9"/>
-              <w:right w:val="single" w:sz="4" w:color="D9D9D9"/>
-            </w:tcBorders>
-            <w:tcMar>
-              <w:top w:w="90" w:type="dxa"/>
-              <w:left w:w="90" w:type="dxa"/>
-              <w:bottom w:w="90" w:type="dxa"/>
-              <w:right w:w="90" w:type="dxa"/>
-            </w:tcMar>
-          </w:tcPr>
-          <w:p>
-            <w:pPr>
-              <w:keepNext/>
-              <w:spacing w:after="60"/>
-            </w:pPr>
-            <w:r>
-              <w:rPr>
-                <w:b w:val="0"/>
-                <w:sz w:val="19"/>
-              </w:rPr>
-              <w:t>Identify segments needing investigation</w:t>
-            </w:r>
-          </w:p>
-        </w:tc>
-      </w:tr>
-      <w:tr>
-        <w:tc>
-          <w:tcPr>
-            <w:tcW w:type="dxa" w:w="2736"/>
-            <w:tcBorders>
-              <w:top w:val="single" w:sz="4" w:color="D9D9D9"/>
-              <w:left w:val="single" w:sz="4" w:color="D9D9D9"/>
-              <w:bottom w:val="single" w:sz="4" w:color="D9D9D9"/>
-              <w:right w:val="single" w:sz="4" w:color="D9D9D9"/>
-            </w:tcBorders>
-            <w:tcMar>
-              <w:top w:w="90" w:type="dxa"/>
-              <w:left w:w="90" w:type="dxa"/>
-              <w:bottom w:w="90" w:type="dxa"/>
-              <w:right w:w="90" w:type="dxa"/>
-            </w:tcMar>
-            <w:shd w:fill="F5F7F9"/>
-          </w:tcPr>
-          <w:p>
-            <w:pPr>
-              <w:keepNext/>
-              <w:spacing w:after="60"/>
-            </w:pPr>
-            <w:r>
-              <w:rPr>
-                <w:b w:val="0"/>
-                <w:sz w:val="19"/>
-              </w:rPr>
-              <w:t>Does length vary by label?</w:t>
-            </w:r>
-          </w:p>
-        </w:tc>
-        <w:tc>
-          <w:tcPr>
-            <w:tcW w:type="dxa" w:w="3888"/>
-            <w:tcBorders>
-              <w:top w:val="single" w:sz="4" w:color="D9D9D9"/>
-              <w:left w:val="single" w:sz="4" w:color="D9D9D9"/>
-              <w:bottom w:val="single" w:sz="4" w:color="D9D9D9"/>
-              <w:right w:val="single" w:sz="4" w:color="D9D9D9"/>
-            </w:tcBorders>
-            <w:tcMar>
-              <w:top w:w="90" w:type="dxa"/>
-              <w:left w:w="90" w:type="dxa"/>
-              <w:bottom w:w="90" w:type="dxa"/>
-              <w:right w:w="90" w:type="dxa"/>
-            </w:tcMar>
-            <w:shd w:fill="F5F7F9"/>
-          </w:tcPr>
-          <w:p>
-            <w:pPr>
-              <w:keepNext/>
-              <w:spacing w:after="60"/>
-            </w:pPr>
-            <w:r>
-              <w:rPr>
-                <w:b w:val="0"/>
-                <w:sz w:val="19"/>
-              </w:rPr>
-              <w:t>Median, quartiles, boxplots and Mann Whitney U</w:t>
-            </w:r>
-          </w:p>
-        </w:tc>
-        <w:tc>
-          <w:tcPr>
-            <w:tcW w:type="dxa" w:w="3312"/>
-            <w:tcBorders>
-              <w:top w:val="single" w:sz="4" w:color="D9D9D9"/>
-              <w:left w:val="single" w:sz="4" w:color="D9D9D9"/>
-              <w:bottom w:val="single" w:sz="4" w:color="D9D9D9"/>
-              <w:right w:val="single" w:sz="4" w:color="D9D9D9"/>
-            </w:tcBorders>
-            <w:tcMar>
-              <w:top w:w="90" w:type="dxa"/>
-              <w:left w:w="90" w:type="dxa"/>
-              <w:bottom w:w="90" w:type="dxa"/>
-              <w:right w:w="90" w:type="dxa"/>
-            </w:tcMar>
-            <w:shd w:fill="F5F7F9"/>
-          </w:tcPr>
-          <w:p>
-            <w:pPr>
-              <w:keepNext/>
-              <w:spacing w:after="60"/>
-            </w:pPr>
-            <w:r>
-              <w:rPr>
-                <w:b w:val="0"/>
-                <w:sz w:val="19"/>
-              </w:rPr>
-              <w:t>Evaluate length as a candidate feature</w:t>
-            </w:r>
-          </w:p>
-        </w:tc>
-      </w:tr>
-      <w:tr>
-        <w:tc>
-          <w:tcPr>
-            <w:tcW w:type="dxa" w:w="2736"/>
-            <w:tcBorders>
-              <w:top w:val="single" w:sz="4" w:color="D9D9D9"/>
-              <w:left w:val="single" w:sz="4" w:color="D9D9D9"/>
-              <w:bottom w:val="single" w:sz="4" w:color="D9D9D9"/>
-              <w:right w:val="single" w:sz="4" w:color="D9D9D9"/>
-            </w:tcBorders>
-            <w:tcMar>
-              <w:top w:w="90" w:type="dxa"/>
-              <w:left w:w="90" w:type="dxa"/>
-              <w:bottom w:w="90" w:type="dxa"/>
-              <w:right w:w="90" w:type="dxa"/>
-            </w:tcMar>
-          </w:tcPr>
-          <w:p>
-            <w:pPr>
-              <w:keepNext/>
-              <w:spacing w:after="60"/>
-            </w:pPr>
-            <w:r>
-              <w:rPr>
-                <w:b w:val="0"/>
-                <w:sz w:val="19"/>
-              </w:rPr>
-              <w:t>What complaint themes occur?</w:t>
-            </w:r>
-          </w:p>
-        </w:tc>
-        <w:tc>
-          <w:tcPr>
-            <w:tcW w:type="dxa" w:w="3888"/>
-            <w:tcBorders>
-              <w:top w:val="single" w:sz="4" w:color="D9D9D9"/>
-              <w:left w:val="single" w:sz="4" w:color="D9D9D9"/>
-              <w:bottom w:val="single" w:sz="4" w:color="D9D9D9"/>
-              <w:right w:val="single" w:sz="4" w:color="D9D9D9"/>
-            </w:tcBorders>
-            <w:tcMar>
-              <w:top w:w="90" w:type="dxa"/>
-              <w:left w:w="90" w:type="dxa"/>
-              <w:bottom w:w="90" w:type="dxa"/>
-              <w:right w:w="90" w:type="dxa"/>
-            </w:tcMar>
-          </w:tcPr>
-          <w:p>
-            <w:pPr>
-              <w:keepNext/>
-              <w:spacing w:after="60"/>
-            </w:pPr>
-            <w:r>
-              <w:rPr>
-                <w:b w:val="0"/>
-                <w:sz w:val="19"/>
-              </w:rPr>
-              <w:t>Manually reviewed terms and contingency tables</w:t>
-            </w:r>
-          </w:p>
-        </w:tc>
-        <w:tc>
-          <w:tcPr>
-            <w:tcW w:type="dxa" w:w="3312"/>
-            <w:tcBorders>
-              <w:top w:val="single" w:sz="4" w:color="D9D9D9"/>
-              <w:left w:val="single" w:sz="4" w:color="D9D9D9"/>
-              <w:bottom w:val="single" w:sz="4" w:color="D9D9D9"/>
-              <w:right w:val="single" w:sz="4" w:color="D9D9D9"/>
-            </w:tcBorders>
-            <w:tcMar>
-              <w:top w:w="90" w:type="dxa"/>
-              <w:left w:w="90" w:type="dxa"/>
-              <w:bottom w:w="90" w:type="dxa"/>
-              <w:right w:w="90" w:type="dxa"/>
-            </w:tcMar>
-          </w:tcPr>
-          <w:p>
-            <w:pPr>
-              <w:keepNext/>
-              <w:spacing w:after="60"/>
-            </w:pPr>
-            <w:r>
-              <w:rPr>
-                <w:b w:val="0"/>
-                <w:sz w:val="19"/>
-              </w:rPr>
-              <w:t>Build a reviewable taxonomy</w:t>
-            </w:r>
-          </w:p>
-        </w:tc>
-      </w:tr>
-      <w:tr>
-        <w:tc>
-          <w:tcPr>
-            <w:tcW w:type="dxa" w:w="2736"/>
-            <w:tcBorders>
-              <w:top w:val="single" w:sz="4" w:color="D9D9D9"/>
-              <w:left w:val="single" w:sz="4" w:color="D9D9D9"/>
-              <w:bottom w:val="single" w:sz="4" w:color="D9D9D9"/>
-              <w:right w:val="single" w:sz="4" w:color="D9D9D9"/>
-            </w:tcBorders>
-            <w:tcMar>
-              <w:top w:w="90" w:type="dxa"/>
-              <w:left w:w="90" w:type="dxa"/>
-              <w:bottom w:w="90" w:type="dxa"/>
-              <w:right w:w="90" w:type="dxa"/>
-            </w:tcMar>
-            <w:shd w:fill="F5F7F9"/>
-          </w:tcPr>
-          <w:p>
-            <w:pPr>
-              <w:spacing w:after="60"/>
-            </w:pPr>
-            <w:r>
-              <w:rPr>
-                <w:b w:val="0"/>
-                <w:sz w:val="19"/>
-              </w:rPr>
-              <w:t>Does performance drift?</w:t>
-            </w:r>
-          </w:p>
-        </w:tc>
-        <w:tc>
-          <w:tcPr>
-            <w:tcW w:type="dxa" w:w="3888"/>
-            <w:tcBorders>
-              <w:top w:val="single" w:sz="4" w:color="D9D9D9"/>
-              <w:left w:val="single" w:sz="4" w:color="D9D9D9"/>
-              <w:bottom w:val="single" w:sz="4" w:color="D9D9D9"/>
-              <w:right w:val="single" w:sz="4" w:color="D9D9D9"/>
-            </w:tcBorders>
-            <w:tcMar>
-              <w:top w:w="90" w:type="dxa"/>
-              <w:left w:w="90" w:type="dxa"/>
-              <w:bottom w:w="90" w:type="dxa"/>
-              <w:right w:w="90" w:type="dxa"/>
-            </w:tcMar>
-            <w:shd w:fill="F5F7F9"/>
-          </w:tcPr>
-          <w:p>
-            <w:pPr>
-              <w:spacing w:after="60"/>
-            </w:pPr>
-            <w:r>
-              <w:rPr>
-                <w:b w:val="0"/>
-                <w:sz w:val="19"/>
-              </w:rPr>
-              <w:t>Time plots and later period holdout</w:t>
-            </w:r>
-          </w:p>
-        </w:tc>
-        <w:tc>
-          <w:tcPr>
-            <w:tcW w:type="dxa" w:w="3312"/>
-            <w:tcBorders>
-              <w:top w:val="single" w:sz="4" w:color="D9D9D9"/>
-              <w:left w:val="single" w:sz="4" w:color="D9D9D9"/>
-              <w:bottom w:val="single" w:sz="4" w:color="D9D9D9"/>
-              <w:right w:val="single" w:sz="4" w:color="D9D9D9"/>
-            </w:tcBorders>
-            <w:tcMar>
-              <w:top w:w="90" w:type="dxa"/>
-              <w:left w:w="90" w:type="dxa"/>
-              <w:bottom w:w="90" w:type="dxa"/>
-              <w:right w:w="90" w:type="dxa"/>
-            </w:tcMar>
-            <w:shd w:fill="F5F7F9"/>
-          </w:tcPr>
-          <w:p>
-            <w:pPr>
-              <w:spacing w:after="60"/>
-            </w:pPr>
-            <w:r>
-              <w:rPr>
-                <w:b w:val="0"/>
-                <w:sz w:val="19"/>
-              </w:rPr>
-              <w:t>Assess temporal robustness</w:t>
-            </w:r>
-          </w:p>
-        </w:tc>
-      </w:tr>
-    </w:tbl>
-    <w:p>
-      <w:pPr>
-        <w:spacing w:after="0"/>
-      </w:pPr>
     </w:p>
     <w:p>
       <w:r>
-        <w:t>For H1, review text and rating provide predictor and proxy label. For H2, category and manually checked themes support association analysis. For H3, the word count derived from text supports distribution comparisons. For H4, a fixed feature ablation tests incremental value. Product IDs control partition leakage for every modeling comparison. The actual synthetic demonstration evaluates H1 only in a constructed setting; inferential tests for the other hypotheses are proposed, not reported as completed.</w:t>
+        <w:t>Executed exploration uses training data after the partition is fixed. It includes rating counts, word count distributions, product concentration and exploratory theme mentions. These outputs help determine whether a majority baseline would be misleading and whether obvious language features carry incremental value. The Week 1 category comparison hypothesis cannot be tested as written because validated subcategories are unavailable; it is deferred. Product concentration and theme counts are transparent substitutes for descriptive exploration, not a fabricated category test.</w:t>
+      </w:r>
+    </w:p>
+    <w:p>
+      <w:r>
+        <w:t>H1 compares text models with majority and all flagged baselines on a held out product set. H3 inspects length by label and an exploratory Mann Whitney statistic. H4 compares TF IDF alone against TF IDF plus style features using the same partitions. A confirmatory customer behavior study would additionally need representative sampling and independent human labels. The current evidence concerns association with star ratings.</w:t>
       </w:r>
     </w:p>
     <w:p>
@@ -1983,82 +2162,127 @@
         <w:pStyle w:val="Heading1"/>
       </w:pPr>
       <w:r>
-        <w:t>Preprocessing and reproducibility plan</w:t>
+        <w:t>Executable evidence and file links</w:t>
       </w:r>
     </w:p>
     <w:p>
-      <w:r>
-        <w:t>Use pandas for tabular profiling and NumPy for deterministic sampling. Preserve missing labels rather than filling them with the majority rating. Remove records that cannot support supervised learning, while recording exclusions. Keep invalid dates as missing when date is unnecessary for the text baseline; exclude or separately analyze them for temporal validation. TF IDF vocabulary must be learned from training text only [R5].</w:t>
-      </w:r>
+      <w:hyperlink r:id="rId13">
+        <w:r>
+          <w:rPr>
+            <w:color w:val="235C80"/>
+          </w:rPr>
+          <w:t>data/source_manifest.json</w:t>
+        </w:r>
+      </w:hyperlink>
+    </w:p>
+    <w:p>
+      <w:hyperlink r:id="rId14">
+        <w:r>
+          <w:rPr>
+            <w:color w:val="235C80"/>
+          </w:rPr>
+          <w:t>outputs/source_sample_profile.csv</w:t>
+        </w:r>
+      </w:hyperlink>
+    </w:p>
+    <w:p>
+      <w:hyperlink r:id="rId15">
+        <w:r>
+          <w:rPr>
+            <w:color w:val="235C80"/>
+          </w:rPr>
+          <w:t>outputs/cleaning_audit.json</w:t>
+        </w:r>
+      </w:hyperlink>
+    </w:p>
+    <w:p>
+      <w:hyperlink r:id="rId16">
+        <w:r>
+          <w:rPr>
+            <w:color w:val="235C80"/>
+          </w:rPr>
+          <w:t>src/run_project.py</w:t>
+        </w:r>
+      </w:hyperlink>
     </w:p>
     <w:p>
       <w:r>
-        <w:t>Store a source manifest, data dictionary, cleaning audit, sample selection code and split membership. The included repository already supplies analogous artifacts for synthetic data. No real source archive, personal reviewer identity or access token is bundled. This makes the current project easy to run while maintaining an explicit boundary between the completed simulation and the planned real data study.</w:t>
+        <w:t>The links identify the exact code or output used in this report. Numeric CSV and JSON files can be inspected without running the project. To recover review text privately, download the documented source and use its one based source_row identifiers; raw review bodies and reviewer identities are not republished.</w:t>
       </w:r>
     </w:p>
     <w:p>
       <w:pPr>
         <w:pStyle w:val="Heading1"/>
-        <w:keepNext/>
-        <w:spacing w:after="60"/>
       </w:pPr>
       <w:r>
-        <w:t>References</w:t>
+        <w:t>References and source attribution</w:t>
       </w:r>
     </w:p>
     <w:p>
-      <w:pPr>
-        <w:keepNext/>
-        <w:spacing w:after="60"/>
-      </w:pPr>
       <w:r>
-        <w:rPr>
-          <w:sz w:val="18"/>
-        </w:rPr>
-        <w:t>[R2] McAuley Lab. Amazon Reviews 2023 dataset documentation. https://amazon-reviews-2023.github.io/main.html Accessed 25 October 2026.</w:t>
+        <w:t>[R1] Ni Li and McAuley. Amazon Review Data 2018 source documentation. Accessed 30 October 2026.</w:t>
       </w:r>
     </w:p>
     <w:p>
-      <w:pPr>
-        <w:keepNext/>
-        <w:spacing w:after="60"/>
-      </w:pPr>
+      <w:hyperlink r:id="rId17">
+        <w:r>
+          <w:rPr>
+            <w:color w:val="235C80"/>
+          </w:rPr>
+          <w:t>https://nijianmo.github.io/amazon/index.html</w:t>
+        </w:r>
+      </w:hyperlink>
+    </w:p>
+    <w:p>
       <w:r>
-        <w:rPr>
-          <w:sz w:val="18"/>
-        </w:rPr>
-        <w:t>[R4] Ni Li and McAuley 2019. Amazon Review Data and Justifying recommendations using distantly labeled reviews and fine grained aspects. https://nijianmo.github.io/amazon/index.html Accessed 25 October 2026.</w:t>
+        <w:t>[R2] Ni J Li J and McAuley J 2019. Justifying Recommendations using Distantly Labeled Reviews and Fine Grained Aspects EMNLP IJCNLP pages 188 to 197. Accessed 30 October 2026.</w:t>
       </w:r>
     </w:p>
     <w:p>
-      <w:pPr>
-        <w:keepNext/>
-        <w:spacing w:after="60"/>
-      </w:pPr>
+      <w:hyperlink r:id="rId18">
+        <w:r>
+          <w:rPr>
+            <w:color w:val="235C80"/>
+          </w:rPr>
+          <w:t>https://aclanthology.org/D19-1018/</w:t>
+        </w:r>
+      </w:hyperlink>
+    </w:p>
+    <w:p>
       <w:r>
-        <w:rPr>
-          <w:sz w:val="18"/>
-        </w:rPr>
-        <w:t>[R5] scikit learn documentation. Common pitfalls and recommended practices. https://scikit-learn.org/stable/common_pitfalls.html Accessed 25 October 2026.</w:t>
+        <w:t>[R6] McAuley Lab. Amazon Reviews 2023 source documentation. Accessed 30 October 2026.</w:t>
       </w:r>
     </w:p>
     <w:p>
-      <w:pPr>
-        <w:keepNext w:val="0"/>
-        <w:spacing w:after="60"/>
-      </w:pPr>
+      <w:hyperlink r:id="rId19">
+        <w:r>
+          <w:rPr>
+            <w:color w:val="235C80"/>
+          </w:rPr>
+          <w:t>https://amazon-reviews-2023.github.io/main.html</w:t>
+        </w:r>
+      </w:hyperlink>
+    </w:p>
+    <w:p>
       <w:r>
-        <w:rPr>
-          <w:sz w:val="18"/>
-        </w:rPr>
-        <w:t>[R7] openFDA. Cosmetic adverse events overview. https://open.fda.gov/apis/cosmetic/event/ Accessed 25 October 2026.</w:t>
+        <w:t>[R7] openFDA. Cosmetic adverse events overview. Accessed 30 October 2026.</w:t>
       </w:r>
+    </w:p>
+    <w:p>
+      <w:hyperlink r:id="rId20">
+        <w:r>
+          <w:rPr>
+            <w:color w:val="235C80"/>
+          </w:rPr>
+          <w:t>https://open.fda.gov/apis/cosmetic/event/</w:t>
+        </w:r>
+      </w:hyperlink>
     </w:p>
     <w:sectPr>
       <w:headerReference w:type="default" r:id="rId9"/>
       <w:footerReference w:type="default" r:id="rId10"/>
       <w:pgSz w:w="12240" w:h="15840"/>
-      <w:pgMar w:top="1037" w:right="1152" w:bottom="1037" w:left="1152" w:header="720" w:footer="720" w:gutter="0"/>
+      <w:pgMar w:top="936" w:right="1094" w:bottom="936" w:left="1094" w:header="720" w:footer="720" w:gutter="0"/>
       <w:cols w:space="720"/>
       <w:docGrid w:linePitch="360"/>
     </w:sectPr>
@@ -2073,7 +2297,7 @@
       <w:pStyle w:val="Footer"/>
     </w:pPr>
     <w:r>
-      <w:t xml:space="preserve">Yuvaintern   |   Data Science with Python   |   </w:t>
+      <w:t xml:space="preserve">Yuvaintern   |   Real public data revision   |   </w:t>
     </w:r>
     <w:fldSimple w:instr="PAGE"/>
   </w:p>
@@ -2083,12 +2307,14 @@
 <file path=word/header1.xml><?xml version="1.0" encoding="utf-8"?>
 <w:hdr xmlns:m="http://schemas.openxmlformats.org/officeDocument/2006/math" xmlns:mc="http://schemas.openxmlformats.org/markup-compatibility/2006" xmlns:mo="http://schemas.microsoft.com/office/mac/office/2008/main" xmlns:mv="urn:schemas-microsoft-com:mac:vml" xmlns:o="urn:schemas-microsoft-com:office:office" xmlns:r="http://schemas.openxmlformats.org/officeDocument/2006/relationships" xmlns:v="urn:schemas-microsoft-com:vml" xmlns:w10="urn:schemas-microsoft-com:office:word" xmlns:w14="http://schemas.microsoft.com/office/word/2010/wordml" xmlns:w="http://schemas.openxmlformats.org/wordprocessingml/2006/main" xmlns:wne="http://schemas.microsoft.com/office/word/2006/wordml" xmlns:wp14="http://schemas.microsoft.com/office/word/2010/wordprocessingDrawing" xmlns:wp="http://schemas.openxmlformats.org/drawingml/2006/wordprocessingDrawing" xmlns:wpc="http://schemas.microsoft.com/office/word/2010/wordprocessingCanvas" xmlns:wpg="http://schemas.microsoft.com/office/word/2010/wordprocessingGroup" xmlns:wpi="http://schemas.microsoft.com/office/word/2010/wordprocessingInk" xmlns:wps="http://schemas.microsoft.com/office/word/2010/wordprocessingShape" mc:Ignorable="w14 wp14">
   <w:p>
-    <w:pPr/>
+    <w:pPr>
+      <w:pStyle w:val="Header"/>
+    </w:pPr>
     <w:r>
       <w:rPr>
-        <w:sz w:val="18"/>
-      </w:rPr>
-      <w:t>M Nithish Kumar   |   Beauty Review Intelligence</w:t>
+        <w:sz w:val="16"/>
+      </w:rPr>
+      <w:t>M Nithish Kumar   |   Beauty Review Intelligence   |   Week 2</w:t>
     </w:r>
   </w:p>
 </w:hdr>
@@ -2458,12 +2684,12 @@
     <w:qFormat/>
     <w:rsid w:val="00FC693F"/>
     <w:pPr>
-      <w:spacing w:after="120" w:line="254" w:lineRule="auto"/>
+      <w:spacing w:line="259" w:lineRule="auto" w:after="120"/>
     </w:pPr>
     <w:rPr>
       <w:rFonts w:ascii="Calibri" w:hAnsi="Calibri"/>
       <w:color w:val="000000"/>
-      <w:sz w:val="22"/>
+      <w:sz w:val="21"/>
     </w:rPr>
   </w:style>
   <w:style w:type="paragraph" w:styleId="Header">
@@ -2521,7 +2747,7 @@
     <w:pPr>
       <w:keepNext/>
       <w:keepLines/>
-      <w:spacing w:before="260" w:after="0"/>
+      <w:spacing w:before="480" w:after="0"/>
       <w:outlineLvl w:val="0"/>
     </w:pPr>
     <w:rPr>
@@ -2529,7 +2755,7 @@
       <w:b/>
       <w:bCs/>
       <w:color w:val="000000"/>
-      <w:sz w:val="32"/>
+      <w:sz w:val="28"/>
       <w:szCs w:val="28"/>
     </w:rPr>
   </w:style>
@@ -2553,7 +2779,7 @@
       <w:b/>
       <w:bCs/>
       <w:color w:val="000000"/>
-      <w:sz w:val="24"/>
+      <w:sz w:val="23"/>
       <w:szCs w:val="26"/>
     </w:rPr>
   </w:style>
@@ -2815,7 +3041,7 @@
       <w:color w:val="000000"/>
       <w:spacing w:val="5"/>
       <w:kern w:val="28"/>
-      <w:sz w:val="50"/>
+      <w:sz w:val="46"/>
       <w:szCs w:val="52"/>
     </w:rPr>
   </w:style>
@@ -3253,9 +3479,10 @@
       <w:spacing w:line="240" w:lineRule="auto"/>
     </w:pPr>
     <w:rPr>
+      <w:rFonts w:ascii="Calibri" w:hAnsi="Calibri"/>
       <w:b/>
       <w:bCs/>
-      <w:color w:val="4F81BD" w:themeColor="accent1"/>
+      <w:color w:val="000000"/>
       <w:sz w:val="18"/>
       <w:szCs w:val="18"/>
     </w:rPr>
@@ -3291,6 +3518,9 @@
     <w:qFormat/>
     <w:rsid w:val="00FC693F"/>
     <w:pPr>
+      <w:pBdr>
+        <w:bottom w:val="single" w:sz="4" w:space="4" w:color="4F81BD" w:themeColor="accent1"/>
+      </w:pBdr>
       <w:spacing w:before="200" w:after="280"/>
       <w:ind w:left="936" w:right="936"/>
     </w:pPr>
